--- a/Отчёты луканин(sp).docx
+++ b/Отчёты луканин(sp).docx
@@ -1495,7 +1495,7 @@
       </w:pPr>
       <w:r>
         <w:pict w14:anchorId="4B9D205E">
-          <v:shape id="_x0000_i1029" type="#_x0000_t75" style="width:468pt;height:66pt">
+          <v:shape id="_x0000_i1029" type="#_x0000_t75" style="width:468.6pt;height:66pt">
             <v:imagedata r:id="rId13" o:title="hello2"/>
           </v:shape>
         </w:pict>
@@ -6995,10 +6995,7 @@
         <w:t>A</w:t>
       </w:r>
       <w:r>
-        <w:t>4</w:t>
-      </w:r>
-      <w:r>
-        <w:t>.</w:t>
+        <w:t>4.</w:t>
       </w:r>
     </w:p>
     <w:p>
@@ -8943,9 +8940,474 @@
           <w:sz w:val="30"/>
           <w:szCs w:val="30"/>
         </w:rPr>
-        <w:t>работа №1</w:t>
-      </w:r>
-      <w:r>
+        <w:t>работа №17</w:t>
+      </w:r>
+      <w:r>
+        <w:rPr>
+          <w:rFonts w:ascii="TimesNewRomanPS-BoldMT" w:hAnsi="TimesNewRomanPS-BoldMT"/>
+          <w:color w:val="000000"/>
+          <w:sz w:val="30"/>
+          <w:szCs w:val="30"/>
+        </w:rPr>
+        <w:br/>
+      </w:r>
+      <w:r>
+        <w:t>Разработка утилиты Файловый менеджер</w:t>
+      </w:r>
+    </w:p>
+    <w:p>
+      <w:pPr>
+        <w:pStyle w:val="1"/>
+        <w:numPr>
+          <w:ilvl w:val="0"/>
+          <w:numId w:val="37"/>
+        </w:numPr>
+      </w:pPr>
+      <w:r>
+        <w:t>Цель работы</w:t>
+      </w:r>
+    </w:p>
+    <w:p>
+      <w:pPr>
+        <w:pStyle w:val="2"/>
+        <w:ind w:left="426" w:firstLine="0"/>
+      </w:pPr>
+      <w:r>
+        <w:t>Научиться применять элементы управления для отображения файлов</w:t>
+      </w:r>
+    </w:p>
+    <w:p>
+      <w:pPr>
+        <w:pStyle w:val="2"/>
+        <w:numPr>
+          <w:ilvl w:val="0"/>
+          <w:numId w:val="0"/>
+        </w:numPr>
+        <w:ind w:left="426"/>
+      </w:pPr>
+      <w:r>
+        <w:t>и папок в приложениях на C#.</w:t>
+      </w:r>
+    </w:p>
+    <w:p>
+      <w:pPr>
+        <w:pStyle w:val="1"/>
+        <w:numPr>
+          <w:ilvl w:val="0"/>
+          <w:numId w:val="7"/>
+        </w:numPr>
+      </w:pPr>
+      <w:r>
+        <w:t>Контрольные вопросы</w:t>
+      </w:r>
+    </w:p>
+    <w:p>
+      <w:pPr>
+        <w:pStyle w:val="2"/>
+        <w:ind w:left="567" w:firstLine="0"/>
+        <w:rPr>
+          <w:rFonts w:ascii="TimesNewRomanPSMT" w:hAnsi="TimesNewRomanPSMT"/>
+          <w:color w:val="000000"/>
+        </w:rPr>
+      </w:pPr>
+      <w:r>
+        <w:rPr>
+          <w:rFonts w:ascii="TimesNewRomanPSMT" w:hAnsi="TimesNewRomanPSMT"/>
+          <w:color w:val="000000"/>
+        </w:rPr>
+        <w:t>Как получить список дисков?</w:t>
+      </w:r>
+    </w:p>
+    <w:p>
+      <w:pPr>
+        <w:pStyle w:val="2"/>
+        <w:numPr>
+          <w:ilvl w:val="0"/>
+          <w:numId w:val="0"/>
+        </w:numPr>
+        <w:ind w:left="567"/>
+        <w:rPr>
+          <w:rFonts w:ascii="TimesNewRomanPSMT" w:hAnsi="TimesNewRomanPSMT"/>
+          <w:color w:val="000000"/>
+        </w:rPr>
+      </w:pPr>
+      <w:proofErr w:type="spellStart"/>
+      <w:r>
+        <w:rPr>
+          <w:rFonts w:ascii="TimesNewRomanPSMT" w:hAnsi="TimesNewRomanPSMT"/>
+          <w:color w:val="000000"/>
+        </w:rPr>
+        <w:t>DriveInfo</w:t>
+      </w:r>
+      <w:proofErr w:type="spellEnd"/>
+      <w:r>
+        <w:rPr>
+          <w:rFonts w:ascii="TimesNewRomanPSMT" w:hAnsi="TimesNewRomanPSMT"/>
+          <w:color w:val="000000"/>
+        </w:rPr>
+        <w:t xml:space="preserve">[] </w:t>
+      </w:r>
+      <w:proofErr w:type="spellStart"/>
+      <w:r>
+        <w:rPr>
+          <w:rFonts w:ascii="TimesNewRomanPSMT" w:hAnsi="TimesNewRomanPSMT"/>
+          <w:color w:val="000000"/>
+        </w:rPr>
+        <w:t>allDrives</w:t>
+      </w:r>
+      <w:proofErr w:type="spellEnd"/>
+      <w:r>
+        <w:rPr>
+          <w:rFonts w:ascii="TimesNewRomanPSMT" w:hAnsi="TimesNewRomanPSMT"/>
+          <w:color w:val="000000"/>
+        </w:rPr>
+        <w:t xml:space="preserve"> = </w:t>
+      </w:r>
+      <w:proofErr w:type="spellStart"/>
+      <w:r>
+        <w:rPr>
+          <w:rFonts w:ascii="TimesNewRomanPSMT" w:hAnsi="TimesNewRomanPSMT"/>
+          <w:color w:val="000000"/>
+        </w:rPr>
+        <w:t>DriveInfo.GetDrives</w:t>
+      </w:r>
+      <w:proofErr w:type="spellEnd"/>
+      <w:r>
+        <w:rPr>
+          <w:rFonts w:ascii="TimesNewRomanPSMT" w:hAnsi="TimesNewRomanPSMT"/>
+          <w:color w:val="000000"/>
+        </w:rPr>
+        <w:t>();</w:t>
+      </w:r>
+    </w:p>
+    <w:p>
+      <w:pPr>
+        <w:pStyle w:val="2"/>
+        <w:numPr>
+          <w:ilvl w:val="0"/>
+          <w:numId w:val="0"/>
+        </w:numPr>
+        <w:ind w:left="567"/>
+        <w:rPr>
+          <w:rFonts w:ascii="TimesNewRomanPSMT" w:hAnsi="TimesNewRomanPSMT"/>
+          <w:color w:val="000000"/>
+        </w:rPr>
+      </w:pPr>
+    </w:p>
+    <w:p>
+      <w:pPr>
+        <w:pStyle w:val="2"/>
+        <w:ind w:left="567" w:firstLine="0"/>
+        <w:rPr>
+          <w:rFonts w:ascii="TimesNewRomanPSMT" w:hAnsi="TimesNewRomanPSMT"/>
+          <w:color w:val="000000"/>
+        </w:rPr>
+      </w:pPr>
+      <w:r>
+        <w:rPr>
+          <w:rFonts w:ascii="TimesNewRomanPSMT" w:hAnsi="TimesNewRomanPSMT"/>
+          <w:color w:val="000000"/>
+        </w:rPr>
+        <w:t>Как получить список файлов?</w:t>
+      </w:r>
+    </w:p>
+    <w:p>
+      <w:pPr>
+        <w:pStyle w:val="2"/>
+        <w:numPr>
+          <w:ilvl w:val="0"/>
+          <w:numId w:val="0"/>
+        </w:numPr>
+        <w:ind w:left="567"/>
+        <w:rPr>
+          <w:rFonts w:ascii="TimesNewRomanPSMT" w:hAnsi="TimesNewRomanPSMT"/>
+          <w:color w:val="000000"/>
+          <w:lang w:val="en-US"/>
+        </w:rPr>
+      </w:pPr>
+      <w:r>
+        <w:rPr>
+          <w:rFonts w:ascii="TimesNewRomanPSMT" w:hAnsi="TimesNewRomanPSMT"/>
+          <w:color w:val="000000"/>
+          <w:lang w:val="en-US"/>
+        </w:rPr>
+        <w:t xml:space="preserve">string[] files = </w:t>
+      </w:r>
+      <w:proofErr w:type="spellStart"/>
+      <w:r>
+        <w:rPr>
+          <w:rFonts w:ascii="TimesNewRomanPSMT" w:hAnsi="TimesNewRomanPSMT"/>
+          <w:color w:val="000000"/>
+          <w:lang w:val="en-US"/>
+        </w:rPr>
+        <w:t>Directory.GetFiles</w:t>
+      </w:r>
+      <w:proofErr w:type="spellEnd"/>
+      <w:r>
+        <w:rPr>
+          <w:rFonts w:ascii="TimesNewRomanPSMT" w:hAnsi="TimesNewRomanPSMT"/>
+          <w:color w:val="000000"/>
+          <w:lang w:val="en-US"/>
+        </w:rPr>
+        <w:t>(path);</w:t>
+      </w:r>
+    </w:p>
+    <w:p>
+      <w:pPr>
+        <w:pStyle w:val="2"/>
+        <w:numPr>
+          <w:ilvl w:val="0"/>
+          <w:numId w:val="0"/>
+        </w:numPr>
+        <w:ind w:left="567"/>
+        <w:rPr>
+          <w:rFonts w:ascii="TimesNewRomanPSMT" w:hAnsi="TimesNewRomanPSMT"/>
+          <w:color w:val="000000"/>
+          <w:lang w:val="en-US"/>
+        </w:rPr>
+      </w:pPr>
+    </w:p>
+    <w:p>
+      <w:pPr>
+        <w:pStyle w:val="2"/>
+        <w:ind w:left="567" w:firstLine="0"/>
+        <w:rPr>
+          <w:rFonts w:ascii="TimesNewRomanPSMT" w:hAnsi="TimesNewRomanPSMT"/>
+          <w:color w:val="000000"/>
+        </w:rPr>
+      </w:pPr>
+      <w:r>
+        <w:rPr>
+          <w:rFonts w:ascii="TimesNewRomanPSMT" w:hAnsi="TimesNewRomanPSMT"/>
+          <w:color w:val="000000"/>
+        </w:rPr>
+        <w:t xml:space="preserve">Для чего предназначен класс </w:t>
+      </w:r>
+      <w:proofErr w:type="spellStart"/>
+      <w:r>
+        <w:rPr>
+          <w:rFonts w:ascii="TimesNewRomanPSMT" w:hAnsi="TimesNewRomanPSMT"/>
+          <w:color w:val="000000"/>
+        </w:rPr>
+        <w:t>Clipboard</w:t>
+      </w:r>
+      <w:proofErr w:type="spellEnd"/>
+      <w:r>
+        <w:rPr>
+          <w:rFonts w:ascii="TimesNewRomanPSMT" w:hAnsi="TimesNewRomanPSMT"/>
+          <w:color w:val="000000"/>
+        </w:rPr>
+        <w:t>?</w:t>
+      </w:r>
+    </w:p>
+    <w:p>
+      <w:pPr>
+        <w:pStyle w:val="2"/>
+        <w:numPr>
+          <w:ilvl w:val="0"/>
+          <w:numId w:val="0"/>
+        </w:numPr>
+        <w:ind w:left="567"/>
+        <w:rPr>
+          <w:rFonts w:ascii="TimesNewRomanPSMT" w:hAnsi="TimesNewRomanPSMT"/>
+          <w:color w:val="000000"/>
+        </w:rPr>
+      </w:pPr>
+      <w:r>
+        <w:rPr>
+          <w:rFonts w:ascii="TimesNewRomanPSMT" w:hAnsi="TimesNewRomanPSMT"/>
+          <w:color w:val="000000"/>
+        </w:rPr>
+        <w:t xml:space="preserve">Он предназначен для работы с буфером обмена </w:t>
+      </w:r>
+      <w:r>
+        <w:rPr>
+          <w:rFonts w:ascii="TimesNewRomanPSMT" w:hAnsi="TimesNewRomanPSMT"/>
+          <w:color w:val="000000"/>
+          <w:lang w:val="en-US"/>
+        </w:rPr>
+        <w:t>Windows</w:t>
+      </w:r>
+    </w:p>
+    <w:p>
+      <w:pPr>
+        <w:pStyle w:val="2"/>
+        <w:numPr>
+          <w:ilvl w:val="0"/>
+          <w:numId w:val="0"/>
+        </w:numPr>
+        <w:ind w:left="567"/>
+        <w:rPr>
+          <w:rFonts w:ascii="TimesNewRomanPSMT" w:hAnsi="TimesNewRomanPSMT"/>
+          <w:color w:val="000000"/>
+        </w:rPr>
+      </w:pPr>
+    </w:p>
+    <w:p>
+      <w:pPr>
+        <w:pStyle w:val="2"/>
+        <w:ind w:left="567" w:firstLine="0"/>
+        <w:rPr>
+          <w:rFonts w:ascii="TimesNewRomanPSMT" w:hAnsi="TimesNewRomanPSMT"/>
+          <w:color w:val="000000"/>
+        </w:rPr>
+      </w:pPr>
+      <w:r>
+        <w:rPr>
+          <w:rFonts w:ascii="TimesNewRomanPSMT" w:hAnsi="TimesNewRomanPSMT"/>
+          <w:color w:val="000000"/>
+        </w:rPr>
+        <w:t>Какие классы предоставляет методы для работы с архивами?</w:t>
+      </w:r>
+    </w:p>
+    <w:p>
+      <w:pPr>
+        <w:pStyle w:val="2"/>
+        <w:numPr>
+          <w:ilvl w:val="0"/>
+          <w:numId w:val="0"/>
+        </w:numPr>
+        <w:ind w:left="567"/>
+        <w:rPr>
+          <w:rFonts w:ascii="TimesNewRomanPSMT" w:hAnsi="TimesNewRomanPSMT"/>
+          <w:color w:val="000000"/>
+        </w:rPr>
+      </w:pPr>
+      <w:proofErr w:type="spellStart"/>
+      <w:r>
+        <w:rPr>
+          <w:rFonts w:ascii="TimesNewRomanPSMT" w:hAnsi="TimesNewRomanPSMT"/>
+          <w:color w:val="000000"/>
+        </w:rPr>
+        <w:t>ZipFile</w:t>
+      </w:r>
+      <w:proofErr w:type="spellEnd"/>
+      <w:r>
+        <w:rPr>
+          <w:rFonts w:ascii="TimesNewRomanPSMT" w:hAnsi="TimesNewRomanPSMT"/>
+          <w:color w:val="000000"/>
+        </w:rPr>
+        <w:t xml:space="preserve">, </w:t>
+      </w:r>
+      <w:proofErr w:type="spellStart"/>
+      <w:r>
+        <w:rPr>
+          <w:rFonts w:ascii="TimesNewRomanPSMT" w:hAnsi="TimesNewRomanPSMT"/>
+          <w:color w:val="000000"/>
+        </w:rPr>
+        <w:t>ZipArchive</w:t>
+      </w:r>
+      <w:proofErr w:type="spellEnd"/>
+    </w:p>
+    <w:p>
+      <w:pPr>
+        <w:pStyle w:val="2"/>
+        <w:numPr>
+          <w:ilvl w:val="0"/>
+          <w:numId w:val="0"/>
+        </w:numPr>
+        <w:ind w:left="567"/>
+        <w:rPr>
+          <w:rFonts w:ascii="TimesNewRomanPSMT" w:hAnsi="TimesNewRomanPSMT"/>
+          <w:color w:val="000000"/>
+        </w:rPr>
+      </w:pPr>
+    </w:p>
+    <w:p>
+      <w:pPr>
+        <w:pStyle w:val="2"/>
+        <w:numPr>
+          <w:ilvl w:val="0"/>
+          <w:numId w:val="0"/>
+        </w:numPr>
+        <w:rPr>
+          <w:b/>
+        </w:rPr>
+      </w:pPr>
+      <w:r>
+        <w:rPr>
+          <w:b/>
+        </w:rPr>
+        <w:t xml:space="preserve">3 </w:t>
+      </w:r>
+      <w:r>
+        <w:rPr>
+          <w:b/>
+        </w:rPr>
+        <w:t>Вывод</w:t>
+      </w:r>
+    </w:p>
+    <w:p>
+      <w:pPr>
+        <w:pStyle w:val="1"/>
+        <w:numPr>
+          <w:ilvl w:val="0"/>
+          <w:numId w:val="0"/>
+        </w:numPr>
+        <w:ind w:left="708"/>
+        <w:rPr>
+          <w:b w:val="0"/>
+          <w:bCs w:val="0"/>
+        </w:rPr>
+      </w:pPr>
+      <w:r>
+        <w:rPr>
+          <w:b w:val="0"/>
+        </w:rPr>
+        <w:t>В ходе лабораторной работы создан</w:t>
+      </w:r>
+      <w:r>
+        <w:rPr>
+          <w:b w:val="0"/>
+        </w:rPr>
+        <w:t>о</w:t>
+      </w:r>
+      <w:r>
+        <w:rPr>
+          <w:b w:val="0"/>
+        </w:rPr>
+        <w:t xml:space="preserve"> приложен</w:t>
+      </w:r>
+      <w:r>
+        <w:rPr>
+          <w:b w:val="0"/>
+        </w:rPr>
+        <w:t>ие</w:t>
+      </w:r>
+      <w:r>
+        <w:rPr>
+          <w:b w:val="0"/>
+        </w:rPr>
+        <w:t xml:space="preserve"> с</w:t>
+      </w:r>
+      <w:r>
+        <w:rPr>
+          <w:b w:val="0"/>
+        </w:rPr>
+        <w:t xml:space="preserve"> элементами управления для управления и отображения файл</w:t>
+      </w:r>
+      <w:r>
+        <w:rPr>
+          <w:b w:val="0"/>
+        </w:rPr>
+        <w:t>ами</w:t>
+      </w:r>
+      <w:r>
+        <w:rPr>
+          <w:b w:val="0"/>
+        </w:rPr>
+        <w:t>.</w:t>
+      </w:r>
+    </w:p>
+    <w:p>
+      <w:pPr>
+        <w:pStyle w:val="1"/>
+        <w:numPr>
+          <w:ilvl w:val="0"/>
+          <w:numId w:val="0"/>
+        </w:numPr>
+        <w:ind w:left="708"/>
+        <w:jc w:val="center"/>
         <w:rPr>
           <w:rFonts w:ascii="TimesNewRomanPS-BoldMT" w:hAnsi="TimesNewRomanPS-BoldMT"/>
           <w:bCs w:val="0"/>
@@ -8953,474 +9415,22 @@
           <w:sz w:val="30"/>
           <w:szCs w:val="30"/>
         </w:rPr>
-        <w:t>7</w:t>
+      </w:pPr>
+      <w:r>
+        <w:br w:type="page"/>
       </w:r>
       <w:r>
         <w:rPr>
           <w:rFonts w:ascii="TimesNewRomanPS-BoldMT" w:hAnsi="TimesNewRomanPS-BoldMT"/>
+          <w:bCs w:val="0"/>
           <w:color w:val="000000"/>
           <w:sz w:val="30"/>
           <w:szCs w:val="30"/>
         </w:rPr>
-        <w:br/>
-      </w:r>
-      <w:r>
-        <w:t>Разработка утилиты Файловый менеджер</w:t>
-      </w:r>
-    </w:p>
-    <w:p>
-      <w:pPr>
-        <w:pStyle w:val="1"/>
-        <w:numPr>
-          <w:ilvl w:val="0"/>
-          <w:numId w:val="37"/>
-        </w:numPr>
-      </w:pPr>
-      <w:r>
-        <w:t>Цель работы</w:t>
-      </w:r>
-    </w:p>
-    <w:p>
-      <w:pPr>
-        <w:pStyle w:val="2"/>
-        <w:ind w:left="426" w:firstLine="0"/>
-      </w:pPr>
-      <w:r>
-        <w:t>Научиться применять элементы управления для отображения файлов</w:t>
-      </w:r>
-    </w:p>
-    <w:p>
-      <w:pPr>
-        <w:pStyle w:val="2"/>
-        <w:numPr>
-          <w:ilvl w:val="0"/>
-          <w:numId w:val="0"/>
-        </w:numPr>
-        <w:ind w:left="426"/>
-      </w:pPr>
-      <w:r>
-        <w:t>и папок в приложениях на C#.</w:t>
-      </w:r>
-    </w:p>
-    <w:p>
-      <w:pPr>
-        <w:pStyle w:val="1"/>
-        <w:numPr>
-          <w:ilvl w:val="0"/>
-          <w:numId w:val="7"/>
-        </w:numPr>
-      </w:pPr>
-      <w:r>
-        <w:t>Контрольные вопросы</w:t>
-      </w:r>
-    </w:p>
-    <w:p>
-      <w:pPr>
-        <w:pStyle w:val="2"/>
-        <w:ind w:left="567" w:firstLine="0"/>
-        <w:rPr>
-          <w:rFonts w:ascii="TimesNewRomanPSMT" w:hAnsi="TimesNewRomanPSMT"/>
-          <w:color w:val="000000"/>
-        </w:rPr>
-      </w:pPr>
-      <w:r>
-        <w:rPr>
-          <w:rFonts w:ascii="TimesNewRomanPSMT" w:hAnsi="TimesNewRomanPSMT"/>
-          <w:color w:val="000000"/>
-        </w:rPr>
-        <w:t>Как получить список дисков?</w:t>
-      </w:r>
-    </w:p>
-    <w:p>
-      <w:pPr>
-        <w:pStyle w:val="2"/>
-        <w:numPr>
-          <w:ilvl w:val="0"/>
-          <w:numId w:val="0"/>
-        </w:numPr>
-        <w:ind w:left="567"/>
-        <w:rPr>
-          <w:rFonts w:ascii="TimesNewRomanPSMT" w:hAnsi="TimesNewRomanPSMT"/>
-          <w:color w:val="000000"/>
-        </w:rPr>
-      </w:pPr>
-      <w:proofErr w:type="spellStart"/>
-      <w:r>
-        <w:rPr>
-          <w:rFonts w:ascii="TimesNewRomanPSMT" w:hAnsi="TimesNewRomanPSMT"/>
-          <w:color w:val="000000"/>
-        </w:rPr>
-        <w:t>DriveInfo</w:t>
-      </w:r>
-      <w:proofErr w:type="spellEnd"/>
-      <w:r>
-        <w:rPr>
-          <w:rFonts w:ascii="TimesNewRomanPSMT" w:hAnsi="TimesNewRomanPSMT"/>
-          <w:color w:val="000000"/>
-        </w:rPr>
-        <w:t xml:space="preserve">[] </w:t>
-      </w:r>
-      <w:proofErr w:type="spellStart"/>
-      <w:r>
-        <w:rPr>
-          <w:rFonts w:ascii="TimesNewRomanPSMT" w:hAnsi="TimesNewRomanPSMT"/>
-          <w:color w:val="000000"/>
-        </w:rPr>
-        <w:t>allDrives</w:t>
-      </w:r>
-      <w:proofErr w:type="spellEnd"/>
-      <w:r>
-        <w:rPr>
-          <w:rFonts w:ascii="TimesNewRomanPSMT" w:hAnsi="TimesNewRomanPSMT"/>
-          <w:color w:val="000000"/>
-        </w:rPr>
-        <w:t xml:space="preserve"> = </w:t>
-      </w:r>
-      <w:proofErr w:type="spellStart"/>
-      <w:r>
-        <w:rPr>
-          <w:rFonts w:ascii="TimesNewRomanPSMT" w:hAnsi="TimesNewRomanPSMT"/>
-          <w:color w:val="000000"/>
-        </w:rPr>
-        <w:t>DriveInfo.GetDrives</w:t>
-      </w:r>
-      <w:proofErr w:type="spellEnd"/>
-      <w:r>
-        <w:rPr>
-          <w:rFonts w:ascii="TimesNewRomanPSMT" w:hAnsi="TimesNewRomanPSMT"/>
-          <w:color w:val="000000"/>
-        </w:rPr>
-        <w:t>();</w:t>
-      </w:r>
-    </w:p>
-    <w:p>
-      <w:pPr>
-        <w:pStyle w:val="2"/>
-        <w:numPr>
-          <w:ilvl w:val="0"/>
-          <w:numId w:val="0"/>
-        </w:numPr>
-        <w:ind w:left="567"/>
-        <w:rPr>
-          <w:rFonts w:ascii="TimesNewRomanPSMT" w:hAnsi="TimesNewRomanPSMT"/>
-          <w:color w:val="000000"/>
-        </w:rPr>
-      </w:pPr>
-    </w:p>
-    <w:p>
-      <w:pPr>
-        <w:pStyle w:val="2"/>
-        <w:ind w:left="567" w:firstLine="0"/>
-        <w:rPr>
-          <w:rFonts w:ascii="TimesNewRomanPSMT" w:hAnsi="TimesNewRomanPSMT"/>
-          <w:color w:val="000000"/>
-        </w:rPr>
-      </w:pPr>
-      <w:r>
-        <w:rPr>
-          <w:rFonts w:ascii="TimesNewRomanPSMT" w:hAnsi="TimesNewRomanPSMT"/>
-          <w:color w:val="000000"/>
-        </w:rPr>
-        <w:t>Как получить список файлов?</w:t>
-      </w:r>
-    </w:p>
-    <w:p>
-      <w:pPr>
-        <w:pStyle w:val="2"/>
-        <w:numPr>
-          <w:ilvl w:val="0"/>
-          <w:numId w:val="0"/>
-        </w:numPr>
-        <w:ind w:left="567"/>
-        <w:rPr>
-          <w:rFonts w:ascii="TimesNewRomanPSMT" w:hAnsi="TimesNewRomanPSMT"/>
-          <w:color w:val="000000"/>
-          <w:lang w:val="en-US"/>
-        </w:rPr>
-      </w:pPr>
-      <w:r>
-        <w:rPr>
-          <w:rFonts w:ascii="TimesNewRomanPSMT" w:hAnsi="TimesNewRomanPSMT"/>
-          <w:color w:val="000000"/>
-          <w:lang w:val="en-US"/>
-        </w:rPr>
-        <w:t xml:space="preserve">string[] files = </w:t>
-      </w:r>
-      <w:proofErr w:type="spellStart"/>
-      <w:r>
-        <w:rPr>
-          <w:rFonts w:ascii="TimesNewRomanPSMT" w:hAnsi="TimesNewRomanPSMT"/>
-          <w:color w:val="000000"/>
-          <w:lang w:val="en-US"/>
-        </w:rPr>
-        <w:t>Directory.GetFiles</w:t>
-      </w:r>
-      <w:proofErr w:type="spellEnd"/>
-      <w:r>
-        <w:rPr>
-          <w:rFonts w:ascii="TimesNewRomanPSMT" w:hAnsi="TimesNewRomanPSMT"/>
-          <w:color w:val="000000"/>
-          <w:lang w:val="en-US"/>
-        </w:rPr>
-        <w:t>(path);</w:t>
-      </w:r>
-    </w:p>
-    <w:p>
-      <w:pPr>
-        <w:pStyle w:val="2"/>
-        <w:numPr>
-          <w:ilvl w:val="0"/>
-          <w:numId w:val="0"/>
-        </w:numPr>
-        <w:ind w:left="567"/>
-        <w:rPr>
-          <w:rFonts w:ascii="TimesNewRomanPSMT" w:hAnsi="TimesNewRomanPSMT"/>
-          <w:color w:val="000000"/>
-          <w:lang w:val="en-US"/>
-        </w:rPr>
-      </w:pPr>
-    </w:p>
-    <w:p>
-      <w:pPr>
-        <w:pStyle w:val="2"/>
-        <w:ind w:left="567" w:firstLine="0"/>
-        <w:rPr>
-          <w:rFonts w:ascii="TimesNewRomanPSMT" w:hAnsi="TimesNewRomanPSMT"/>
-          <w:color w:val="000000"/>
-        </w:rPr>
-      </w:pPr>
-      <w:r>
-        <w:rPr>
-          <w:rFonts w:ascii="TimesNewRomanPSMT" w:hAnsi="TimesNewRomanPSMT"/>
-          <w:color w:val="000000"/>
-        </w:rPr>
-        <w:t xml:space="preserve">Для чего предназначен класс </w:t>
-      </w:r>
-      <w:proofErr w:type="spellStart"/>
-      <w:r>
-        <w:rPr>
-          <w:rFonts w:ascii="TimesNewRomanPSMT" w:hAnsi="TimesNewRomanPSMT"/>
-          <w:color w:val="000000"/>
-        </w:rPr>
-        <w:t>Clipboard</w:t>
-      </w:r>
-      <w:proofErr w:type="spellEnd"/>
-      <w:r>
-        <w:rPr>
-          <w:rFonts w:ascii="TimesNewRomanPSMT" w:hAnsi="TimesNewRomanPSMT"/>
-          <w:color w:val="000000"/>
-        </w:rPr>
-        <w:t>?</w:t>
-      </w:r>
-    </w:p>
-    <w:p>
-      <w:pPr>
-        <w:pStyle w:val="2"/>
-        <w:numPr>
-          <w:ilvl w:val="0"/>
-          <w:numId w:val="0"/>
-        </w:numPr>
-        <w:ind w:left="567"/>
-        <w:rPr>
-          <w:rFonts w:ascii="TimesNewRomanPSMT" w:hAnsi="TimesNewRomanPSMT"/>
-          <w:color w:val="000000"/>
-        </w:rPr>
-      </w:pPr>
-      <w:r>
-        <w:rPr>
-          <w:rFonts w:ascii="TimesNewRomanPSMT" w:hAnsi="TimesNewRomanPSMT"/>
-          <w:color w:val="000000"/>
-        </w:rPr>
-        <w:t xml:space="preserve">Он предназначен для работы с буфером обмена </w:t>
-      </w:r>
-      <w:r>
-        <w:rPr>
-          <w:rFonts w:ascii="TimesNewRomanPSMT" w:hAnsi="TimesNewRomanPSMT"/>
-          <w:color w:val="000000"/>
-          <w:lang w:val="en-US"/>
-        </w:rPr>
-        <w:t>Windows</w:t>
-      </w:r>
-    </w:p>
-    <w:p>
-      <w:pPr>
-        <w:pStyle w:val="2"/>
-        <w:numPr>
-          <w:ilvl w:val="0"/>
-          <w:numId w:val="0"/>
-        </w:numPr>
-        <w:ind w:left="567"/>
-        <w:rPr>
-          <w:rFonts w:ascii="TimesNewRomanPSMT" w:hAnsi="TimesNewRomanPSMT"/>
-          <w:color w:val="000000"/>
-        </w:rPr>
-      </w:pPr>
-    </w:p>
-    <w:p>
-      <w:pPr>
-        <w:pStyle w:val="2"/>
-        <w:ind w:left="567" w:firstLine="0"/>
-        <w:rPr>
-          <w:rFonts w:ascii="TimesNewRomanPSMT" w:hAnsi="TimesNewRomanPSMT"/>
-          <w:color w:val="000000"/>
-        </w:rPr>
-      </w:pPr>
-      <w:r>
-        <w:rPr>
-          <w:rFonts w:ascii="TimesNewRomanPSMT" w:hAnsi="TimesNewRomanPSMT"/>
-          <w:color w:val="000000"/>
-        </w:rPr>
-        <w:t>Какие классы предоставляет методы для работы с архивами?</w:t>
-      </w:r>
-    </w:p>
-    <w:p>
-      <w:pPr>
-        <w:pStyle w:val="2"/>
-        <w:numPr>
-          <w:ilvl w:val="0"/>
-          <w:numId w:val="0"/>
-        </w:numPr>
-        <w:ind w:left="567"/>
-        <w:rPr>
-          <w:rFonts w:ascii="TimesNewRomanPSMT" w:hAnsi="TimesNewRomanPSMT"/>
-          <w:color w:val="000000"/>
-        </w:rPr>
-      </w:pPr>
-      <w:proofErr w:type="spellStart"/>
-      <w:r>
-        <w:rPr>
-          <w:rFonts w:ascii="TimesNewRomanPSMT" w:hAnsi="TimesNewRomanPSMT"/>
-          <w:color w:val="000000"/>
-        </w:rPr>
-        <w:t>ZipFile</w:t>
-      </w:r>
-      <w:proofErr w:type="spellEnd"/>
-      <w:r>
-        <w:rPr>
-          <w:rFonts w:ascii="TimesNewRomanPSMT" w:hAnsi="TimesNewRomanPSMT"/>
-          <w:color w:val="000000"/>
-        </w:rPr>
-        <w:t xml:space="preserve">, </w:t>
-      </w:r>
-      <w:proofErr w:type="spellStart"/>
-      <w:r>
-        <w:rPr>
-          <w:rFonts w:ascii="TimesNewRomanPSMT" w:hAnsi="TimesNewRomanPSMT"/>
-          <w:color w:val="000000"/>
-        </w:rPr>
-        <w:t>ZipArchive</w:t>
-      </w:r>
-      <w:proofErr w:type="spellEnd"/>
-    </w:p>
-    <w:p>
-      <w:pPr>
-        <w:pStyle w:val="2"/>
-        <w:numPr>
-          <w:ilvl w:val="0"/>
-          <w:numId w:val="0"/>
-        </w:numPr>
-        <w:ind w:left="567"/>
-        <w:rPr>
-          <w:rFonts w:ascii="TimesNewRomanPSMT" w:hAnsi="TimesNewRomanPSMT"/>
-          <w:color w:val="000000"/>
-        </w:rPr>
-      </w:pPr>
-    </w:p>
-    <w:p>
-      <w:pPr>
-        <w:pStyle w:val="2"/>
-        <w:numPr>
-          <w:ilvl w:val="0"/>
-          <w:numId w:val="0"/>
-        </w:numPr>
-        <w:rPr>
-          <w:b/>
-        </w:rPr>
-      </w:pPr>
-      <w:r>
-        <w:rPr>
-          <w:b/>
-        </w:rPr>
-        <w:t xml:space="preserve">3 </w:t>
-      </w:r>
-      <w:r>
-        <w:rPr>
-          <w:b/>
-        </w:rPr>
-        <w:t>Вывод</w:t>
-      </w:r>
-    </w:p>
-    <w:p>
-      <w:pPr>
-        <w:pStyle w:val="1"/>
-        <w:numPr>
-          <w:ilvl w:val="0"/>
-          <w:numId w:val="0"/>
-        </w:numPr>
-        <w:ind w:left="708"/>
-        <w:rPr>
-          <w:b w:val="0"/>
-          <w:bCs w:val="0"/>
-        </w:rPr>
-      </w:pPr>
-      <w:r>
-        <w:rPr>
-          <w:b w:val="0"/>
-        </w:rPr>
-        <w:t>В ходе лабораторной работы создан</w:t>
-      </w:r>
-      <w:r>
-        <w:rPr>
-          <w:b w:val="0"/>
-        </w:rPr>
-        <w:t>о</w:t>
-      </w:r>
-      <w:r>
-        <w:rPr>
-          <w:b w:val="0"/>
-        </w:rPr>
-        <w:t xml:space="preserve"> приложен</w:t>
-      </w:r>
-      <w:r>
-        <w:rPr>
-          <w:b w:val="0"/>
-        </w:rPr>
-        <w:t>ие</w:t>
-      </w:r>
-      <w:r>
-        <w:rPr>
-          <w:b w:val="0"/>
-        </w:rPr>
-        <w:t xml:space="preserve"> с</w:t>
-      </w:r>
-      <w:r>
-        <w:rPr>
-          <w:b w:val="0"/>
-        </w:rPr>
-        <w:t xml:space="preserve"> элементами управления для управления и отображения файл</w:t>
-      </w:r>
-      <w:r>
-        <w:rPr>
-          <w:b w:val="0"/>
-        </w:rPr>
-        <w:t>ами</w:t>
-      </w:r>
-      <w:r>
-        <w:rPr>
-          <w:b w:val="0"/>
-        </w:rPr>
-        <w:t>.</w:t>
-      </w:r>
-    </w:p>
-    <w:p>
-      <w:pPr>
-        <w:pStyle w:val="1"/>
-        <w:numPr>
-          <w:ilvl w:val="0"/>
-          <w:numId w:val="0"/>
-        </w:numPr>
-        <w:ind w:left="708"/>
-        <w:jc w:val="center"/>
+        <w:lastRenderedPageBreak/>
+        <w:t xml:space="preserve">Лабораторная </w:t>
+      </w:r>
+      <w:r>
         <w:rPr>
           <w:rFonts w:ascii="TimesNewRomanPS-BoldMT" w:hAnsi="TimesNewRomanPS-BoldMT"/>
           <w:bCs w:val="0"/>
@@ -9428,48 +9438,15 @@
           <w:sz w:val="30"/>
           <w:szCs w:val="30"/>
         </w:rPr>
-      </w:pPr>
-      <w:r>
-        <w:br w:type="page"/>
+        <w:t>работа №18</w:t>
       </w:r>
       <w:r>
         <w:rPr>
           <w:rFonts w:ascii="TimesNewRomanPS-BoldMT" w:hAnsi="TimesNewRomanPS-BoldMT"/>
-          <w:bCs w:val="0"/>
           <w:color w:val="000000"/>
           <w:sz w:val="30"/>
           <w:szCs w:val="30"/>
         </w:rPr>
-        <w:lastRenderedPageBreak/>
-        <w:t xml:space="preserve">Лабораторная </w:t>
-      </w:r>
-      <w:r>
-        <w:rPr>
-          <w:rFonts w:ascii="TimesNewRomanPS-BoldMT" w:hAnsi="TimesNewRomanPS-BoldMT"/>
-          <w:bCs w:val="0"/>
-          <w:color w:val="000000"/>
-          <w:sz w:val="30"/>
-          <w:szCs w:val="30"/>
-        </w:rPr>
-        <w:t>работа №1</w:t>
-      </w:r>
-      <w:r>
-        <w:rPr>
-          <w:rFonts w:ascii="TimesNewRomanPS-BoldMT" w:hAnsi="TimesNewRomanPS-BoldMT"/>
-          <w:bCs w:val="0"/>
-          <w:color w:val="000000"/>
-          <w:sz w:val="30"/>
-          <w:szCs w:val="30"/>
-        </w:rPr>
-        <w:t>8</w:t>
-      </w:r>
-      <w:r>
-        <w:rPr>
-          <w:rFonts w:ascii="TimesNewRomanPS-BoldMT" w:hAnsi="TimesNewRomanPS-BoldMT"/>
-          <w:color w:val="000000"/>
-          <w:sz w:val="30"/>
-          <w:szCs w:val="30"/>
-        </w:rPr>
         <w:br/>
       </w:r>
       <w:r>
@@ -9617,7 +9594,29 @@
           <w:color w:val="000000"/>
           <w:lang w:val="en-US"/>
         </w:rPr>
-        <w:t>System.IO.</w:t>
+        <w:t>System</w:t>
+      </w:r>
+      <w:r>
+        <w:rPr>
+          <w:rFonts w:ascii="TimesNewRomanPSMT" w:hAnsi="TimesNewRomanPSMT"/>
+          <w:color w:val="000000"/>
+        </w:rPr>
+        <w:t>.</w:t>
+      </w:r>
+      <w:r>
+        <w:rPr>
+          <w:rFonts w:ascii="TimesNewRomanPSMT" w:hAnsi="TimesNewRomanPSMT"/>
+          <w:color w:val="000000"/>
+          <w:lang w:val="en-US"/>
+        </w:rPr>
+        <w:t>IO</w:t>
+      </w:r>
+      <w:r>
+        <w:rPr>
+          <w:rFonts w:ascii="TimesNewRomanPSMT" w:hAnsi="TimesNewRomanPSMT"/>
+          <w:color w:val="000000"/>
+        </w:rPr>
+        <w:t>.</w:t>
       </w:r>
       <w:proofErr w:type="spellStart"/>
       <w:r>
@@ -9757,9 +9756,490 @@
           <w:sz w:val="30"/>
           <w:szCs w:val="30"/>
         </w:rPr>
-        <w:t>работа №1</w:t>
-      </w:r>
-      <w:r>
+        <w:t>работа №19</w:t>
+      </w:r>
+      <w:r>
+        <w:rPr>
+          <w:rFonts w:ascii="TimesNewRomanPS-BoldMT" w:hAnsi="TimesNewRomanPS-BoldMT"/>
+          <w:color w:val="000000"/>
+          <w:sz w:val="30"/>
+          <w:szCs w:val="30"/>
+        </w:rPr>
+        <w:br/>
+      </w:r>
+      <w:r>
+        <w:t>Разработка утилит для сортировки и поиска дубликатов файлов</w:t>
+      </w:r>
+    </w:p>
+    <w:p>
+      <w:pPr>
+        <w:pStyle w:val="1"/>
+        <w:numPr>
+          <w:ilvl w:val="0"/>
+          <w:numId w:val="39"/>
+        </w:numPr>
+      </w:pPr>
+      <w:r>
+        <w:t>Цель работы</w:t>
+      </w:r>
+    </w:p>
+    <w:p>
+      <w:pPr>
+        <w:pStyle w:val="2"/>
+        <w:numPr>
+          <w:ilvl w:val="0"/>
+          <w:numId w:val="0"/>
+        </w:numPr>
+        <w:ind w:left="426"/>
+      </w:pPr>
+      <w:r>
+        <w:t xml:space="preserve">1.1 </w:t>
+      </w:r>
+      <w:r>
+        <w:t>Научиться получать и анализировать информацию о файлах в приложениях на C</w:t>
+      </w:r>
+      <w:r>
+        <w:t>#</w:t>
+      </w:r>
+      <w:r>
+        <w:t>.</w:t>
+      </w:r>
+    </w:p>
+    <w:p>
+      <w:pPr>
+        <w:pStyle w:val="1"/>
+        <w:numPr>
+          <w:ilvl w:val="0"/>
+          <w:numId w:val="7"/>
+        </w:numPr>
+      </w:pPr>
+      <w:r>
+        <w:t>Контрольные вопросы</w:t>
+      </w:r>
+    </w:p>
+    <w:p>
+      <w:pPr>
+        <w:pStyle w:val="2"/>
+        <w:ind w:left="567" w:firstLine="0"/>
+        <w:rPr>
+          <w:rFonts w:ascii="TimesNewRomanPSMT" w:hAnsi="TimesNewRomanPSMT"/>
+          <w:color w:val="000000"/>
+        </w:rPr>
+      </w:pPr>
+      <w:r>
+        <w:rPr>
+          <w:rFonts w:ascii="TimesNewRomanPSMT" w:hAnsi="TimesNewRomanPSMT"/>
+          <w:color w:val="000000"/>
+        </w:rPr>
+        <w:t xml:space="preserve">Какое свойства </w:t>
+      </w:r>
+      <w:proofErr w:type="spellStart"/>
+      <w:r>
+        <w:rPr>
+          <w:rFonts w:ascii="TimesNewRomanPSMT" w:hAnsi="TimesNewRomanPSMT"/>
+          <w:color w:val="000000"/>
+        </w:rPr>
+        <w:t>FileInfo</w:t>
+      </w:r>
+      <w:proofErr w:type="spellEnd"/>
+      <w:r>
+        <w:rPr>
+          <w:rFonts w:ascii="TimesNewRomanPSMT" w:hAnsi="TimesNewRomanPSMT"/>
+          <w:color w:val="000000"/>
+        </w:rPr>
+        <w:t xml:space="preserve"> возвращает имя файла?</w:t>
+      </w:r>
+    </w:p>
+    <w:p>
+      <w:pPr>
+        <w:pStyle w:val="2"/>
+        <w:numPr>
+          <w:ilvl w:val="0"/>
+          <w:numId w:val="0"/>
+        </w:numPr>
+        <w:ind w:left="567"/>
+        <w:rPr>
+          <w:rFonts w:ascii="TimesNewRomanPSMT" w:hAnsi="TimesNewRomanPSMT"/>
+          <w:color w:val="000000"/>
+        </w:rPr>
+      </w:pPr>
+      <w:r>
+        <w:rPr>
+          <w:rFonts w:ascii="TimesNewRomanPSMT" w:hAnsi="TimesNewRomanPSMT"/>
+          <w:color w:val="000000"/>
+          <w:lang w:val="en-US"/>
+        </w:rPr>
+        <w:t>Name</w:t>
+      </w:r>
+      <w:r>
+        <w:rPr>
+          <w:rFonts w:ascii="TimesNewRomanPSMT" w:hAnsi="TimesNewRomanPSMT"/>
+          <w:color w:val="000000"/>
+        </w:rPr>
+        <w:t xml:space="preserve"> (</w:t>
+      </w:r>
+      <w:r>
+        <w:rPr>
+          <w:rFonts w:ascii="TimesNewRomanPSMT" w:hAnsi="TimesNewRomanPSMT"/>
+          <w:color w:val="000000"/>
+        </w:rPr>
+        <w:t>Без пути</w:t>
+      </w:r>
+      <w:r>
+        <w:rPr>
+          <w:rFonts w:ascii="TimesNewRomanPSMT" w:hAnsi="TimesNewRomanPSMT"/>
+          <w:color w:val="000000"/>
+        </w:rPr>
+        <w:t>)</w:t>
+      </w:r>
+      <w:r>
+        <w:rPr>
+          <w:rFonts w:ascii="TimesNewRomanPSMT" w:hAnsi="TimesNewRomanPSMT"/>
+          <w:color w:val="000000"/>
+        </w:rPr>
+        <w:t xml:space="preserve">, </w:t>
+      </w:r>
+      <w:proofErr w:type="spellStart"/>
+      <w:r>
+        <w:rPr>
+          <w:rFonts w:ascii="TimesNewRomanPSMT" w:hAnsi="TimesNewRomanPSMT"/>
+          <w:color w:val="000000"/>
+          <w:lang w:val="en-US"/>
+        </w:rPr>
+        <w:t>FullName</w:t>
+      </w:r>
+      <w:proofErr w:type="spellEnd"/>
+      <w:r>
+        <w:rPr>
+          <w:rFonts w:ascii="TimesNewRomanPSMT" w:hAnsi="TimesNewRomanPSMT"/>
+          <w:color w:val="000000"/>
+        </w:rPr>
+        <w:t xml:space="preserve"> (</w:t>
+      </w:r>
+      <w:r>
+        <w:rPr>
+          <w:rFonts w:ascii="TimesNewRomanPSMT" w:hAnsi="TimesNewRomanPSMT"/>
+          <w:color w:val="000000"/>
+        </w:rPr>
+        <w:t>С путём</w:t>
+      </w:r>
+      <w:r>
+        <w:rPr>
+          <w:rFonts w:ascii="TimesNewRomanPSMT" w:hAnsi="TimesNewRomanPSMT"/>
+          <w:color w:val="000000"/>
+        </w:rPr>
+        <w:t>)</w:t>
+      </w:r>
+    </w:p>
+    <w:p>
+      <w:pPr>
+        <w:pStyle w:val="2"/>
+        <w:numPr>
+          <w:ilvl w:val="0"/>
+          <w:numId w:val="0"/>
+        </w:numPr>
+        <w:ind w:left="567"/>
+        <w:rPr>
+          <w:rFonts w:ascii="TimesNewRomanPSMT" w:hAnsi="TimesNewRomanPSMT"/>
+          <w:color w:val="000000"/>
+        </w:rPr>
+      </w:pPr>
+    </w:p>
+    <w:p>
+      <w:pPr>
+        <w:pStyle w:val="2"/>
+        <w:ind w:left="567" w:firstLine="0"/>
+        <w:rPr>
+          <w:rFonts w:ascii="TimesNewRomanPSMT" w:hAnsi="TimesNewRomanPSMT"/>
+          <w:color w:val="000000"/>
+        </w:rPr>
+      </w:pPr>
+      <w:r>
+        <w:rPr>
+          <w:rFonts w:ascii="TimesNewRomanPSMT" w:hAnsi="TimesNewRomanPSMT"/>
+          <w:color w:val="000000"/>
+        </w:rPr>
+        <w:t xml:space="preserve">Какое свойство </w:t>
+      </w:r>
+      <w:proofErr w:type="spellStart"/>
+      <w:r>
+        <w:rPr>
+          <w:rFonts w:ascii="TimesNewRomanPSMT" w:hAnsi="TimesNewRomanPSMT"/>
+          <w:color w:val="000000"/>
+        </w:rPr>
+        <w:t>FileInfo</w:t>
+      </w:r>
+      <w:proofErr w:type="spellEnd"/>
+      <w:r>
+        <w:rPr>
+          <w:rFonts w:ascii="TimesNewRomanPSMT" w:hAnsi="TimesNewRomanPSMT"/>
+          <w:color w:val="000000"/>
+        </w:rPr>
+        <w:t xml:space="preserve"> возвращает расширение файла?</w:t>
+      </w:r>
+    </w:p>
+    <w:p>
+      <w:pPr>
+        <w:pStyle w:val="2"/>
+        <w:numPr>
+          <w:ilvl w:val="0"/>
+          <w:numId w:val="0"/>
+        </w:numPr>
+        <w:ind w:left="567"/>
+        <w:rPr>
+          <w:rFonts w:ascii="TimesNewRomanPSMT" w:hAnsi="TimesNewRomanPSMT"/>
+          <w:color w:val="000000"/>
+        </w:rPr>
+      </w:pPr>
+      <w:r>
+        <w:rPr>
+          <w:rFonts w:ascii="TimesNewRomanPSMT" w:hAnsi="TimesNewRomanPSMT"/>
+          <w:color w:val="000000"/>
+        </w:rPr>
+        <w:t xml:space="preserve">Свойство </w:t>
+      </w:r>
+      <w:proofErr w:type="spellStart"/>
+      <w:r>
+        <w:rPr>
+          <w:rFonts w:ascii="TimesNewRomanPSMT" w:hAnsi="TimesNewRomanPSMT"/>
+          <w:color w:val="000000"/>
+        </w:rPr>
+        <w:t>Extension</w:t>
+      </w:r>
+      <w:proofErr w:type="spellEnd"/>
+    </w:p>
+    <w:p>
+      <w:pPr>
+        <w:pStyle w:val="2"/>
+        <w:numPr>
+          <w:ilvl w:val="0"/>
+          <w:numId w:val="0"/>
+        </w:numPr>
+        <w:ind w:left="567"/>
+        <w:rPr>
+          <w:rFonts w:ascii="TimesNewRomanPSMT" w:hAnsi="TimesNewRomanPSMT"/>
+          <w:color w:val="000000"/>
+        </w:rPr>
+      </w:pPr>
+    </w:p>
+    <w:p>
+      <w:pPr>
+        <w:pStyle w:val="2"/>
+        <w:ind w:left="567" w:firstLine="0"/>
+        <w:rPr>
+          <w:rFonts w:ascii="TimesNewRomanPSMT" w:hAnsi="TimesNewRomanPSMT"/>
+          <w:color w:val="000000"/>
+        </w:rPr>
+      </w:pPr>
+      <w:r>
+        <w:rPr>
+          <w:rFonts w:ascii="TimesNewRomanPSMT" w:hAnsi="TimesNewRomanPSMT"/>
+          <w:color w:val="000000"/>
+        </w:rPr>
+        <w:t xml:space="preserve">Какое свойство </w:t>
+      </w:r>
+      <w:proofErr w:type="spellStart"/>
+      <w:r>
+        <w:rPr>
+          <w:rFonts w:ascii="TimesNewRomanPSMT" w:hAnsi="TimesNewRomanPSMT"/>
+          <w:color w:val="000000"/>
+        </w:rPr>
+        <w:t>FileInfo</w:t>
+      </w:r>
+      <w:proofErr w:type="spellEnd"/>
+      <w:r>
+        <w:rPr>
+          <w:rFonts w:ascii="TimesNewRomanPSMT" w:hAnsi="TimesNewRomanPSMT"/>
+          <w:color w:val="000000"/>
+        </w:rPr>
+        <w:t xml:space="preserve"> возвращает дату изменения файла?</w:t>
+      </w:r>
+    </w:p>
+    <w:p>
+      <w:pPr>
+        <w:pStyle w:val="2"/>
+        <w:numPr>
+          <w:ilvl w:val="0"/>
+          <w:numId w:val="0"/>
+        </w:numPr>
+        <w:ind w:left="567"/>
+        <w:rPr>
+          <w:rFonts w:ascii="TimesNewRomanPSMT" w:hAnsi="TimesNewRomanPSMT"/>
+          <w:color w:val="000000"/>
+        </w:rPr>
+      </w:pPr>
+      <w:proofErr w:type="spellStart"/>
+      <w:r>
+        <w:rPr>
+          <w:rFonts w:ascii="TimesNewRomanPSMT" w:hAnsi="TimesNewRomanPSMT"/>
+          <w:color w:val="000000"/>
+        </w:rPr>
+        <w:t>LastWriteTime</w:t>
+      </w:r>
+      <w:proofErr w:type="spellEnd"/>
+      <w:r>
+        <w:rPr>
+          <w:rFonts w:ascii="TimesNewRomanPSMT" w:hAnsi="TimesNewRomanPSMT"/>
+          <w:color w:val="000000"/>
+        </w:rPr>
+        <w:t> </w:t>
+      </w:r>
+    </w:p>
+    <w:p>
+      <w:pPr>
+        <w:pStyle w:val="2"/>
+        <w:numPr>
+          <w:ilvl w:val="0"/>
+          <w:numId w:val="0"/>
+        </w:numPr>
+        <w:ind w:left="567"/>
+        <w:rPr>
+          <w:rFonts w:ascii="TimesNewRomanPSMT" w:hAnsi="TimesNewRomanPSMT"/>
+          <w:color w:val="000000"/>
+        </w:rPr>
+      </w:pPr>
+    </w:p>
+    <w:p>
+      <w:pPr>
+        <w:pStyle w:val="2"/>
+        <w:numPr>
+          <w:ilvl w:val="0"/>
+          <w:numId w:val="0"/>
+        </w:numPr>
+        <w:ind w:left="567"/>
+        <w:rPr>
+          <w:rFonts w:ascii="TimesNewRomanPSMT" w:hAnsi="TimesNewRomanPSMT"/>
+          <w:color w:val="000000"/>
+        </w:rPr>
+      </w:pPr>
+      <w:r>
+        <w:rPr>
+          <w:rFonts w:ascii="TimesNewRomanPSMT" w:hAnsi="TimesNewRomanPSMT"/>
+          <w:color w:val="000000"/>
+        </w:rPr>
+        <w:t>2</w:t>
+      </w:r>
+      <w:r>
+        <w:rPr>
+          <w:rFonts w:ascii="TimesNewRomanPSMT" w:hAnsi="TimesNewRomanPSMT"/>
+          <w:color w:val="000000"/>
+        </w:rPr>
+        <w:t>.4 Как хэширование используется при работе с файлами?</w:t>
+      </w:r>
+    </w:p>
+    <w:p>
+      <w:pPr>
+        <w:pStyle w:val="2"/>
+        <w:numPr>
+          <w:ilvl w:val="0"/>
+          <w:numId w:val="0"/>
+        </w:numPr>
+        <w:ind w:left="567"/>
+        <w:rPr>
+          <w:rFonts w:ascii="TimesNewRomanPSMT" w:hAnsi="TimesNewRomanPSMT"/>
+          <w:color w:val="000000"/>
+        </w:rPr>
+      </w:pPr>
+      <w:r>
+        <w:rPr>
+          <w:rFonts w:ascii="TimesNewRomanPSMT" w:hAnsi="TimesNewRomanPSMT"/>
+          <w:color w:val="000000"/>
+        </w:rPr>
+        <w:t>Если файл был изменен или поврежден, его хэш изменится. Это позволяет проверить, не был ли файл изменен при передаче или хранении.</w:t>
+      </w:r>
+      <w:r>
+        <w:rPr>
+          <w:rFonts w:ascii="TimesNewRomanPSMT" w:hAnsi="TimesNewRomanPSMT"/>
+          <w:color w:val="000000"/>
+        </w:rPr>
+        <w:t xml:space="preserve"> </w:t>
+      </w:r>
+      <w:r>
+        <w:rPr>
+          <w:rFonts w:ascii="TimesNewRomanPSMT" w:hAnsi="TimesNewRomanPSMT"/>
+          <w:color w:val="000000"/>
+        </w:rPr>
+        <w:t>Два одинаковых файла всегда дают одинаковый хэш. Это позволяет быстро находить дублирующиеся файлы в больших коллекциях без сравнения каждого байта.</w:t>
+      </w:r>
+    </w:p>
+    <w:p>
+      <w:pPr>
+        <w:pStyle w:val="2"/>
+        <w:numPr>
+          <w:ilvl w:val="0"/>
+          <w:numId w:val="0"/>
+        </w:numPr>
+        <w:ind w:left="567"/>
+        <w:rPr>
+          <w:rFonts w:ascii="TimesNewRomanPSMT" w:hAnsi="TimesNewRomanPSMT"/>
+          <w:color w:val="000000"/>
+        </w:rPr>
+      </w:pPr>
+    </w:p>
+    <w:p>
+      <w:pPr>
+        <w:pStyle w:val="2"/>
+        <w:numPr>
+          <w:ilvl w:val="0"/>
+          <w:numId w:val="0"/>
+        </w:numPr>
+        <w:rPr>
+          <w:b/>
+        </w:rPr>
+      </w:pPr>
+      <w:r>
+        <w:rPr>
+          <w:b/>
+        </w:rPr>
+        <w:t xml:space="preserve">3 </w:t>
+      </w:r>
+      <w:r>
+        <w:rPr>
+          <w:b/>
+        </w:rPr>
+        <w:t>Вывод</w:t>
+      </w:r>
+    </w:p>
+    <w:p>
+      <w:pPr>
+        <w:pStyle w:val="1"/>
+        <w:numPr>
+          <w:ilvl w:val="0"/>
+          <w:numId w:val="0"/>
+        </w:numPr>
+        <w:ind w:left="708"/>
+        <w:rPr>
+          <w:b w:val="0"/>
+          <w:bCs w:val="0"/>
+        </w:rPr>
+      </w:pPr>
+      <w:r>
+        <w:rPr>
+          <w:b w:val="0"/>
+        </w:rPr>
+        <w:t xml:space="preserve">В ходе лабораторной работы создано приложение для отображения информации о </w:t>
+      </w:r>
+      <w:r>
+        <w:rPr>
+          <w:b w:val="0"/>
+        </w:rPr>
+        <w:t>файлах</w:t>
+      </w:r>
+      <w:r>
+        <w:rPr>
+          <w:b w:val="0"/>
+        </w:rPr>
+        <w:t>.</w:t>
+      </w:r>
+    </w:p>
+    <w:p>
+      <w:pPr>
+        <w:pStyle w:val="1"/>
+        <w:numPr>
+          <w:ilvl w:val="0"/>
+          <w:numId w:val="0"/>
+        </w:numPr>
+        <w:jc w:val="center"/>
         <w:rPr>
           <w:rFonts w:ascii="TimesNewRomanPS-BoldMT" w:hAnsi="TimesNewRomanPS-BoldMT"/>
           <w:bCs w:val="0"/>
@@ -9767,19 +10247,52 @@
           <w:sz w:val="30"/>
           <w:szCs w:val="30"/>
         </w:rPr>
-        <w:t>9</w:t>
+      </w:pPr>
+      <w:r>
+        <w:br w:type="page"/>
       </w:r>
       <w:r>
         <w:rPr>
           <w:rFonts w:ascii="TimesNewRomanPS-BoldMT" w:hAnsi="TimesNewRomanPS-BoldMT"/>
+          <w:bCs w:val="0"/>
           <w:color w:val="000000"/>
           <w:sz w:val="30"/>
           <w:szCs w:val="30"/>
         </w:rPr>
+        <w:lastRenderedPageBreak/>
+        <w:t xml:space="preserve">Лабораторная </w:t>
+      </w:r>
+      <w:r>
+        <w:rPr>
+          <w:rFonts w:ascii="TimesNewRomanPS-BoldMT" w:hAnsi="TimesNewRomanPS-BoldMT"/>
+          <w:bCs w:val="0"/>
+          <w:color w:val="000000"/>
+          <w:sz w:val="30"/>
+          <w:szCs w:val="30"/>
+        </w:rPr>
+        <w:t>работа №</w:t>
+      </w:r>
+      <w:r>
+        <w:rPr>
+          <w:rFonts w:ascii="TimesNewRomanPS-BoldMT" w:hAnsi="TimesNewRomanPS-BoldMT"/>
+          <w:bCs w:val="0"/>
+          <w:color w:val="000000"/>
+          <w:sz w:val="30"/>
+          <w:szCs w:val="30"/>
+        </w:rPr>
+        <w:t>20</w:t>
+      </w:r>
+      <w:r>
+        <w:rPr>
+          <w:rFonts w:ascii="TimesNewRomanPS-BoldMT" w:hAnsi="TimesNewRomanPS-BoldMT"/>
+          <w:color w:val="000000"/>
+          <w:sz w:val="30"/>
+          <w:szCs w:val="30"/>
+        </w:rPr>
         <w:br/>
       </w:r>
       <w:r>
-        <w:t>Разработка утилит для сортировки и поиска дубликатов файлов</w:t>
+        <w:t>Разработка утилиты Диспетчер задач</w:t>
       </w:r>
     </w:p>
     <w:p>
@@ -9787,7 +10300,7 @@
         <w:pStyle w:val="1"/>
         <w:numPr>
           <w:ilvl w:val="0"/>
-          <w:numId w:val="39"/>
+          <w:numId w:val="40"/>
         </w:numPr>
       </w:pPr>
       <w:r>
@@ -9807,7 +10320,7 @@
         <w:t xml:space="preserve">1.1 </w:t>
       </w:r>
       <w:r>
-        <w:t>Научиться получать и анализировать информацию о файлах в приложениях на C</w:t>
+        <w:t>Научиться получать и отображать информацию о запущенных процессах в приложениях на C</w:t>
       </w:r>
       <w:r>
         <w:t>#</w:t>
@@ -9842,15 +10355,50 @@
           <w:rFonts w:ascii="TimesNewRomanPSMT" w:hAnsi="TimesNewRomanPSMT"/>
           <w:color w:val="000000"/>
         </w:rPr>
-        <w:t xml:space="preserve">Какое свойства </w:t>
-      </w:r>
+        <w:t>Какое пространство имен требуется подключить для работы с</w:t>
+      </w:r>
+    </w:p>
+    <w:p>
+      <w:pPr>
+        <w:pStyle w:val="2"/>
+        <w:numPr>
+          <w:ilvl w:val="0"/>
+          <w:numId w:val="0"/>
+        </w:numPr>
+        <w:ind w:left="567"/>
+        <w:rPr>
+          <w:rFonts w:ascii="TimesNewRomanPSMT" w:hAnsi="TimesNewRomanPSMT"/>
+          <w:color w:val="000000"/>
+        </w:rPr>
+      </w:pPr>
+      <w:r>
+        <w:rPr>
+          <w:rFonts w:ascii="TimesNewRomanPSMT" w:hAnsi="TimesNewRomanPSMT"/>
+          <w:color w:val="000000"/>
+        </w:rPr>
+        <w:t>процессами?</w:t>
+      </w:r>
+    </w:p>
+    <w:p>
+      <w:pPr>
+        <w:pStyle w:val="2"/>
+        <w:numPr>
+          <w:ilvl w:val="0"/>
+          <w:numId w:val="0"/>
+        </w:numPr>
+        <w:ind w:firstLine="567"/>
+        <w:rPr>
+          <w:rFonts w:ascii="TimesNewRomanPSMT" w:hAnsi="TimesNewRomanPSMT"/>
+          <w:color w:val="000000"/>
+        </w:rPr>
+      </w:pPr>
       <w:proofErr w:type="spellStart"/>
       <w:r>
         <w:rPr>
           <w:rFonts w:ascii="TimesNewRomanPSMT" w:hAnsi="TimesNewRomanPSMT"/>
           <w:color w:val="000000"/>
         </w:rPr>
-        <w:t>FileInfo</w:t>
+        <w:t>using</w:t>
       </w:r>
       <w:proofErr w:type="spellEnd"/>
       <w:r>
@@ -9858,7 +10406,176 @@
           <w:rFonts w:ascii="TimesNewRomanPSMT" w:hAnsi="TimesNewRomanPSMT"/>
           <w:color w:val="000000"/>
         </w:rPr>
-        <w:t xml:space="preserve"> возвращает имя файла?</w:t>
+        <w:t xml:space="preserve"> </w:t>
+      </w:r>
+      <w:proofErr w:type="spellStart"/>
+      <w:r>
+        <w:rPr>
+          <w:rFonts w:ascii="TimesNewRomanPSMT" w:hAnsi="TimesNewRomanPSMT"/>
+          <w:color w:val="000000"/>
+        </w:rPr>
+        <w:t>System.Diagnostics</w:t>
+      </w:r>
+      <w:proofErr w:type="spellEnd"/>
+      <w:r>
+        <w:rPr>
+          <w:rFonts w:ascii="TimesNewRomanPSMT" w:hAnsi="TimesNewRomanPSMT"/>
+          <w:color w:val="000000"/>
+        </w:rPr>
+        <w:t>;</w:t>
+      </w:r>
+    </w:p>
+    <w:p>
+      <w:pPr>
+        <w:pStyle w:val="2"/>
+        <w:numPr>
+          <w:ilvl w:val="0"/>
+          <w:numId w:val="0"/>
+        </w:numPr>
+        <w:ind w:firstLine="567"/>
+        <w:rPr>
+          <w:rFonts w:ascii="TimesNewRomanPSMT" w:hAnsi="TimesNewRomanPSMT"/>
+          <w:color w:val="000000"/>
+        </w:rPr>
+      </w:pPr>
+    </w:p>
+    <w:p>
+      <w:pPr>
+        <w:pStyle w:val="2"/>
+        <w:ind w:left="567" w:firstLine="0"/>
+        <w:rPr>
+          <w:rFonts w:ascii="TimesNewRomanPSMT" w:hAnsi="TimesNewRomanPSMT"/>
+          <w:color w:val="000000"/>
+        </w:rPr>
+      </w:pPr>
+      <w:r>
+        <w:rPr>
+          <w:rFonts w:ascii="TimesNewRomanPSMT" w:hAnsi="TimesNewRomanPSMT"/>
+          <w:color w:val="000000"/>
+        </w:rPr>
+        <w:t>Какой метод запускает процесс?</w:t>
+      </w:r>
+    </w:p>
+    <w:p>
+      <w:pPr>
+        <w:pStyle w:val="2"/>
+        <w:numPr>
+          <w:ilvl w:val="0"/>
+          <w:numId w:val="0"/>
+        </w:numPr>
+        <w:ind w:left="567"/>
+        <w:rPr>
+          <w:rFonts w:ascii="TimesNewRomanPSMT" w:hAnsi="TimesNewRomanPSMT"/>
+          <w:color w:val="000000"/>
+        </w:rPr>
+      </w:pPr>
+      <w:proofErr w:type="spellStart"/>
+      <w:r>
+        <w:rPr>
+          <w:rFonts w:ascii="TimesNewRomanPSMT" w:hAnsi="TimesNewRomanPSMT"/>
+          <w:color w:val="000000"/>
+        </w:rPr>
+        <w:t>Process.Start</w:t>
+      </w:r>
+      <w:proofErr w:type="spellEnd"/>
+      <w:r>
+        <w:rPr>
+          <w:rFonts w:ascii="TimesNewRomanPSMT" w:hAnsi="TimesNewRomanPSMT"/>
+          <w:color w:val="000000"/>
+        </w:rPr>
+        <w:t>()</w:t>
+      </w:r>
+    </w:p>
+    <w:p>
+      <w:pPr>
+        <w:pStyle w:val="2"/>
+        <w:numPr>
+          <w:ilvl w:val="0"/>
+          <w:numId w:val="0"/>
+        </w:numPr>
+        <w:ind w:left="567"/>
+        <w:rPr>
+          <w:rFonts w:ascii="TimesNewRomanPSMT" w:hAnsi="TimesNewRomanPSMT"/>
+          <w:color w:val="000000"/>
+        </w:rPr>
+      </w:pPr>
+    </w:p>
+    <w:p>
+      <w:pPr>
+        <w:pStyle w:val="2"/>
+        <w:ind w:left="567" w:firstLine="0"/>
+        <w:rPr>
+          <w:rFonts w:ascii="TimesNewRomanPSMT" w:hAnsi="TimesNewRomanPSMT"/>
+          <w:color w:val="000000"/>
+        </w:rPr>
+      </w:pPr>
+      <w:r>
+        <w:rPr>
+          <w:rFonts w:ascii="TimesNewRomanPSMT" w:hAnsi="TimesNewRomanPSMT"/>
+          <w:color w:val="000000"/>
+        </w:rPr>
+        <w:t>Какой метод завершает процесс?</w:t>
+      </w:r>
+    </w:p>
+    <w:p>
+      <w:pPr>
+        <w:pStyle w:val="2"/>
+        <w:numPr>
+          <w:ilvl w:val="0"/>
+          <w:numId w:val="0"/>
+        </w:numPr>
+        <w:ind w:left="567"/>
+        <w:rPr>
+          <w:rFonts w:ascii="TimesNewRomanPSMT" w:hAnsi="TimesNewRomanPSMT"/>
+          <w:color w:val="000000"/>
+        </w:rPr>
+      </w:pPr>
+      <w:proofErr w:type="spellStart"/>
+      <w:r>
+        <w:rPr>
+          <w:rFonts w:ascii="TimesNewRomanPSMT" w:hAnsi="TimesNewRomanPSMT"/>
+          <w:color w:val="000000"/>
+        </w:rPr>
+        <w:t>Process.Kill</w:t>
+      </w:r>
+      <w:proofErr w:type="spellEnd"/>
+      <w:r>
+        <w:rPr>
+          <w:rFonts w:ascii="TimesNewRomanPSMT" w:hAnsi="TimesNewRomanPSMT"/>
+          <w:color w:val="000000"/>
+        </w:rPr>
+        <w:t>()</w:t>
+      </w:r>
+    </w:p>
+    <w:p>
+      <w:pPr>
+        <w:pStyle w:val="2"/>
+        <w:numPr>
+          <w:ilvl w:val="0"/>
+          <w:numId w:val="0"/>
+        </w:numPr>
+        <w:ind w:left="567"/>
+        <w:rPr>
+          <w:rFonts w:ascii="TimesNewRomanPSMT" w:hAnsi="TimesNewRomanPSMT"/>
+          <w:color w:val="000000"/>
+        </w:rPr>
+      </w:pPr>
+    </w:p>
+    <w:p>
+      <w:pPr>
+        <w:pStyle w:val="2"/>
+        <w:ind w:left="567" w:firstLine="0"/>
+        <w:rPr>
+          <w:rFonts w:ascii="TimesNewRomanPSMT" w:hAnsi="TimesNewRomanPSMT"/>
+          <w:color w:val="000000"/>
+        </w:rPr>
+      </w:pPr>
+      <w:r>
+        <w:rPr>
+          <w:rFonts w:ascii="TimesNewRomanPSMT" w:hAnsi="TimesNewRomanPSMT"/>
+          <w:color w:val="000000"/>
+        </w:rPr>
+        <w:t>Как получить список запущенных процессов?</w:t>
       </w:r>
     </w:p>
     <w:p>
@@ -9880,310 +10597,185 @@
           <w:color w:val="000000"/>
           <w:lang w:val="en-US"/>
         </w:rPr>
-        <w:t>Name</w:t>
-      </w:r>
-      <w:r>
-        <w:rPr>
-          <w:rFonts w:ascii="TimesNewRomanPSMT" w:hAnsi="TimesNewRomanPSMT"/>
-          <w:color w:val="000000"/>
-        </w:rPr>
-        <w:t xml:space="preserve"> (</w:t>
-      </w:r>
-      <w:r>
-        <w:rPr>
-          <w:rFonts w:ascii="TimesNewRomanPSMT" w:hAnsi="TimesNewRomanPSMT"/>
-          <w:color w:val="000000"/>
-        </w:rPr>
-        <w:t>Без пути</w:t>
-      </w:r>
-      <w:r>
-        <w:rPr>
-          <w:rFonts w:ascii="TimesNewRomanPSMT" w:hAnsi="TimesNewRomanPSMT"/>
-          <w:color w:val="000000"/>
-        </w:rPr>
-        <w:t>)</w:t>
-      </w:r>
-      <w:r>
-        <w:rPr>
-          <w:rFonts w:ascii="TimesNewRomanPSMT" w:hAnsi="TimesNewRomanPSMT"/>
-          <w:color w:val="000000"/>
-        </w:rPr>
-        <w:t xml:space="preserve">, </w:t>
+        <w:t>var</w:t>
+      </w:r>
+      <w:r>
+        <w:rPr>
+          <w:rFonts w:ascii="TimesNewRomanPSMT" w:hAnsi="TimesNewRomanPSMT"/>
+          <w:color w:val="000000"/>
+        </w:rPr>
+        <w:t xml:space="preserve"> </w:t>
+      </w:r>
+      <w:r>
+        <w:rPr>
+          <w:rFonts w:ascii="TimesNewRomanPSMT" w:hAnsi="TimesNewRomanPSMT"/>
+          <w:color w:val="000000"/>
+          <w:lang w:val="en-US"/>
+        </w:rPr>
+        <w:t>process</w:t>
+      </w:r>
+      <w:r>
+        <w:rPr>
+          <w:rFonts w:ascii="TimesNewRomanPSMT" w:hAnsi="TimesNewRomanPSMT"/>
+          <w:color w:val="000000"/>
+        </w:rPr>
+        <w:t xml:space="preserve"> = </w:t>
       </w:r>
       <w:proofErr w:type="spellStart"/>
       <w:r>
         <w:rPr>
           <w:rFonts w:ascii="TimesNewRomanPSMT" w:hAnsi="TimesNewRomanPSMT"/>
           <w:color w:val="000000"/>
+        </w:rPr>
+        <w:t>Process.GetProcesses</w:t>
+      </w:r>
+      <w:proofErr w:type="spellEnd"/>
+      <w:r>
+        <w:rPr>
+          <w:rFonts w:ascii="TimesNewRomanPSMT" w:hAnsi="TimesNewRomanPSMT"/>
+          <w:color w:val="000000"/>
+        </w:rPr>
+        <w:t>()</w:t>
+      </w:r>
+    </w:p>
+    <w:p>
+      <w:pPr>
+        <w:pStyle w:val="2"/>
+        <w:numPr>
+          <w:ilvl w:val="0"/>
+          <w:numId w:val="0"/>
+        </w:numPr>
+        <w:ind w:left="567"/>
+        <w:rPr>
+          <w:rFonts w:ascii="TimesNewRomanPSMT" w:hAnsi="TimesNewRomanPSMT"/>
+          <w:color w:val="000000"/>
+        </w:rPr>
+      </w:pPr>
+    </w:p>
+    <w:p>
+      <w:pPr>
+        <w:pStyle w:val="2"/>
+        <w:numPr>
+          <w:ilvl w:val="0"/>
+          <w:numId w:val="0"/>
+        </w:numPr>
+        <w:ind w:left="567"/>
+        <w:rPr>
+          <w:rFonts w:ascii="TimesNewRomanPSMT" w:hAnsi="TimesNewRomanPSMT"/>
+          <w:color w:val="000000"/>
+        </w:rPr>
+      </w:pPr>
+      <w:r>
+        <w:rPr>
+          <w:rFonts w:ascii="TimesNewRomanPSMT" w:hAnsi="TimesNewRomanPSMT"/>
+          <w:color w:val="000000"/>
+        </w:rPr>
+        <w:t xml:space="preserve">2.5 </w:t>
+      </w:r>
+      <w:r>
+        <w:rPr>
+          <w:rFonts w:ascii="TimesNewRomanPSMT" w:hAnsi="TimesNewRomanPSMT"/>
+          <w:color w:val="000000"/>
+        </w:rPr>
+        <w:t>Как получить процесс по его идентификатору?</w:t>
+      </w:r>
+      <w:r>
+        <w:rPr>
+          <w:rFonts w:ascii="TimesNewRomanPSMT" w:hAnsi="TimesNewRomanPSMT"/>
+          <w:color w:val="000000"/>
+        </w:rPr>
+        <w:t>.</w:t>
+      </w:r>
+    </w:p>
+    <w:p>
+      <w:pPr>
+        <w:pStyle w:val="2"/>
+        <w:numPr>
+          <w:ilvl w:val="0"/>
+          <w:numId w:val="0"/>
+        </w:numPr>
+        <w:ind w:left="567"/>
+        <w:rPr>
+          <w:rFonts w:ascii="TimesNewRomanPSMT" w:hAnsi="TimesNewRomanPSMT"/>
+          <w:color w:val="000000"/>
           <w:lang w:val="en-US"/>
         </w:rPr>
-        <w:t>FullName</w:t>
+      </w:pPr>
+      <w:r>
+        <w:rPr>
+          <w:rFonts w:ascii="TimesNewRomanPSMT" w:hAnsi="TimesNewRomanPSMT"/>
+          <w:color w:val="000000"/>
+          <w:lang w:val="en-US"/>
+        </w:rPr>
+        <w:t xml:space="preserve">Process </w:t>
+      </w:r>
+      <w:proofErr w:type="spellStart"/>
+      <w:r>
+        <w:rPr>
+          <w:rFonts w:ascii="TimesNewRomanPSMT" w:hAnsi="TimesNewRomanPSMT"/>
+          <w:color w:val="000000"/>
+          <w:lang w:val="en-US"/>
+        </w:rPr>
+        <w:t>process</w:t>
       </w:r>
       <w:proofErr w:type="spellEnd"/>
       <w:r>
         <w:rPr>
           <w:rFonts w:ascii="TimesNewRomanPSMT" w:hAnsi="TimesNewRomanPSMT"/>
           <w:color w:val="000000"/>
-        </w:rPr>
-        <w:t xml:space="preserve"> (</w:t>
-      </w:r>
-      <w:r>
-        <w:rPr>
-          <w:rFonts w:ascii="TimesNewRomanPSMT" w:hAnsi="TimesNewRomanPSMT"/>
-          <w:color w:val="000000"/>
-        </w:rPr>
-        <w:t>С путём</w:t>
-      </w:r>
-      <w:r>
-        <w:rPr>
-          <w:rFonts w:ascii="TimesNewRomanPSMT" w:hAnsi="TimesNewRomanPSMT"/>
-          <w:color w:val="000000"/>
-        </w:rPr>
-        <w:t>)</w:t>
-      </w:r>
-    </w:p>
-    <w:p>
-      <w:pPr>
-        <w:pStyle w:val="2"/>
-        <w:numPr>
-          <w:ilvl w:val="0"/>
-          <w:numId w:val="0"/>
-        </w:numPr>
-        <w:ind w:left="567"/>
-        <w:rPr>
-          <w:rFonts w:ascii="TimesNewRomanPSMT" w:hAnsi="TimesNewRomanPSMT"/>
-          <w:color w:val="000000"/>
-        </w:rPr>
-      </w:pPr>
-    </w:p>
-    <w:p>
-      <w:pPr>
-        <w:pStyle w:val="2"/>
-        <w:ind w:left="567" w:firstLine="0"/>
-        <w:rPr>
-          <w:rFonts w:ascii="TimesNewRomanPSMT" w:hAnsi="TimesNewRomanPSMT"/>
-          <w:color w:val="000000"/>
-        </w:rPr>
-      </w:pPr>
-      <w:r>
-        <w:rPr>
-          <w:rFonts w:ascii="TimesNewRomanPSMT" w:hAnsi="TimesNewRomanPSMT"/>
-          <w:color w:val="000000"/>
-        </w:rPr>
-        <w:t xml:space="preserve">Какое свойство </w:t>
+          <w:lang w:val="en-US"/>
+        </w:rPr>
+        <w:t xml:space="preserve"> = </w:t>
       </w:r>
       <w:proofErr w:type="spellStart"/>
       <w:r>
         <w:rPr>
           <w:rFonts w:ascii="TimesNewRomanPSMT" w:hAnsi="TimesNewRomanPSMT"/>
           <w:color w:val="000000"/>
-        </w:rPr>
-        <w:t>FileInfo</w:t>
+          <w:lang w:val="en-US"/>
+        </w:rPr>
+        <w:t>Process.GetProcessById</w:t>
       </w:r>
       <w:proofErr w:type="spellEnd"/>
       <w:r>
         <w:rPr>
           <w:rFonts w:ascii="TimesNewRomanPSMT" w:hAnsi="TimesNewRomanPSMT"/>
           <w:color w:val="000000"/>
-        </w:rPr>
-        <w:t xml:space="preserve"> возвращает расширение файла?</w:t>
-      </w:r>
-    </w:p>
-    <w:p>
-      <w:pPr>
-        <w:pStyle w:val="2"/>
-        <w:numPr>
-          <w:ilvl w:val="0"/>
-          <w:numId w:val="0"/>
-        </w:numPr>
-        <w:ind w:left="567"/>
-        <w:rPr>
-          <w:rFonts w:ascii="TimesNewRomanPSMT" w:hAnsi="TimesNewRomanPSMT"/>
-          <w:color w:val="000000"/>
-        </w:rPr>
-      </w:pPr>
-      <w:r>
-        <w:rPr>
-          <w:rFonts w:ascii="TimesNewRomanPSMT" w:hAnsi="TimesNewRomanPSMT"/>
-          <w:color w:val="000000"/>
-        </w:rPr>
-        <w:t xml:space="preserve">Свойство </w:t>
+          <w:lang w:val="en-US"/>
+        </w:rPr>
+        <w:t>(</w:t>
       </w:r>
       <w:proofErr w:type="spellStart"/>
       <w:r>
         <w:rPr>
           <w:rFonts w:ascii="TimesNewRomanPSMT" w:hAnsi="TimesNewRomanPSMT"/>
           <w:color w:val="000000"/>
-        </w:rPr>
-        <w:t>Extension</w:t>
+          <w:lang w:val="en-US"/>
+        </w:rPr>
+        <w:t>pid</w:t>
       </w:r>
       <w:proofErr w:type="spellEnd"/>
-    </w:p>
-    <w:p>
-      <w:pPr>
-        <w:pStyle w:val="2"/>
-        <w:numPr>
-          <w:ilvl w:val="0"/>
-          <w:numId w:val="0"/>
-        </w:numPr>
-        <w:ind w:left="567"/>
-        <w:rPr>
-          <w:rFonts w:ascii="TimesNewRomanPSMT" w:hAnsi="TimesNewRomanPSMT"/>
-          <w:color w:val="000000"/>
-        </w:rPr>
-      </w:pPr>
-    </w:p>
-    <w:p>
-      <w:pPr>
-        <w:pStyle w:val="2"/>
-        <w:ind w:left="567" w:firstLine="0"/>
-        <w:rPr>
-          <w:rFonts w:ascii="TimesNewRomanPSMT" w:hAnsi="TimesNewRomanPSMT"/>
-          <w:color w:val="000000"/>
-        </w:rPr>
-      </w:pPr>
-      <w:r>
-        <w:rPr>
-          <w:rFonts w:ascii="TimesNewRomanPSMT" w:hAnsi="TimesNewRomanPSMT"/>
-          <w:color w:val="000000"/>
-        </w:rPr>
-        <w:t xml:space="preserve">Какое свойство </w:t>
-      </w:r>
-      <w:proofErr w:type="spellStart"/>
-      <w:r>
-        <w:rPr>
-          <w:rFonts w:ascii="TimesNewRomanPSMT" w:hAnsi="TimesNewRomanPSMT"/>
-          <w:color w:val="000000"/>
-        </w:rPr>
-        <w:t>FileInfo</w:t>
-      </w:r>
-      <w:proofErr w:type="spellEnd"/>
-      <w:r>
-        <w:rPr>
-          <w:rFonts w:ascii="TimesNewRomanPSMT" w:hAnsi="TimesNewRomanPSMT"/>
-          <w:color w:val="000000"/>
-        </w:rPr>
-        <w:t xml:space="preserve"> возвращает дату изменения файла?</w:t>
-      </w:r>
-    </w:p>
-    <w:p>
-      <w:pPr>
-        <w:pStyle w:val="2"/>
-        <w:numPr>
-          <w:ilvl w:val="0"/>
-          <w:numId w:val="0"/>
-        </w:numPr>
-        <w:ind w:left="567"/>
-        <w:rPr>
-          <w:rFonts w:ascii="TimesNewRomanPSMT" w:hAnsi="TimesNewRomanPSMT"/>
-          <w:color w:val="000000"/>
-        </w:rPr>
-      </w:pPr>
-      <w:proofErr w:type="spellStart"/>
-      <w:r>
-        <w:rPr>
-          <w:rFonts w:ascii="TimesNewRomanPSMT" w:hAnsi="TimesNewRomanPSMT"/>
-          <w:color w:val="000000"/>
-        </w:rPr>
-        <w:t>LastWriteTime</w:t>
-      </w:r>
-      <w:proofErr w:type="spellEnd"/>
-      <w:r>
-        <w:rPr>
-          <w:rFonts w:ascii="TimesNewRomanPSMT" w:hAnsi="TimesNewRomanPSMT"/>
-          <w:color w:val="000000"/>
-        </w:rPr>
-        <w:t> </w:t>
-      </w:r>
-    </w:p>
-    <w:p>
-      <w:pPr>
-        <w:pStyle w:val="2"/>
-        <w:numPr>
-          <w:ilvl w:val="0"/>
-          <w:numId w:val="0"/>
-        </w:numPr>
-        <w:ind w:left="567"/>
-        <w:rPr>
-          <w:rFonts w:ascii="TimesNewRomanPSMT" w:hAnsi="TimesNewRomanPSMT"/>
-          <w:color w:val="000000"/>
-        </w:rPr>
-      </w:pPr>
-    </w:p>
-    <w:p>
-      <w:pPr>
-        <w:pStyle w:val="2"/>
-        <w:numPr>
-          <w:ilvl w:val="0"/>
-          <w:numId w:val="0"/>
-        </w:numPr>
-        <w:ind w:left="567"/>
-        <w:rPr>
-          <w:rFonts w:ascii="TimesNewRomanPSMT" w:hAnsi="TimesNewRomanPSMT"/>
-          <w:color w:val="000000"/>
-        </w:rPr>
-      </w:pPr>
-      <w:r>
-        <w:rPr>
-          <w:rFonts w:ascii="TimesNewRomanPSMT" w:hAnsi="TimesNewRomanPSMT"/>
-          <w:color w:val="000000"/>
-        </w:rPr>
-        <w:t>2</w:t>
-      </w:r>
-      <w:r>
-        <w:rPr>
-          <w:rFonts w:ascii="TimesNewRomanPSMT" w:hAnsi="TimesNewRomanPSMT"/>
-          <w:color w:val="000000"/>
-        </w:rPr>
-        <w:t>.4 Как хэширование используется при работе с файлами?</w:t>
-      </w:r>
-    </w:p>
-    <w:p>
-      <w:pPr>
-        <w:pStyle w:val="2"/>
-        <w:numPr>
-          <w:ilvl w:val="0"/>
-          <w:numId w:val="0"/>
-        </w:numPr>
-        <w:ind w:left="567"/>
-        <w:rPr>
-          <w:rFonts w:ascii="TimesNewRomanPSMT" w:hAnsi="TimesNewRomanPSMT"/>
-          <w:color w:val="000000"/>
-        </w:rPr>
-      </w:pPr>
-      <w:r>
-        <w:rPr>
-          <w:rFonts w:ascii="TimesNewRomanPSMT" w:hAnsi="TimesNewRomanPSMT"/>
-          <w:color w:val="000000"/>
-        </w:rPr>
-        <w:t>Если файл был изменен или поврежден, его хэш изменится. Это позволяет проверить, не был ли файл изменен при передаче или хранении.</w:t>
-      </w:r>
-      <w:r>
-        <w:rPr>
-          <w:rFonts w:ascii="TimesNewRomanPSMT" w:hAnsi="TimesNewRomanPSMT"/>
-          <w:color w:val="000000"/>
-        </w:rPr>
-        <w:t xml:space="preserve"> </w:t>
-      </w:r>
-      <w:r>
-        <w:rPr>
-          <w:rFonts w:ascii="TimesNewRomanPSMT" w:hAnsi="TimesNewRomanPSMT"/>
-          <w:color w:val="000000"/>
-        </w:rPr>
-        <w:t>Два одинаковых файла всегда дают одинаковый хэш. Это позволяет быстро находить дублирующиеся файлы в больших коллекциях без сравнения каждого байта.</w:t>
-      </w:r>
-    </w:p>
-    <w:p>
-      <w:pPr>
-        <w:pStyle w:val="2"/>
-        <w:numPr>
-          <w:ilvl w:val="0"/>
-          <w:numId w:val="0"/>
-        </w:numPr>
-        <w:ind w:left="567"/>
-        <w:rPr>
-          <w:rFonts w:ascii="TimesNewRomanPSMT" w:hAnsi="TimesNewRomanPSMT"/>
-          <w:color w:val="000000"/>
+      <w:r>
+        <w:rPr>
+          <w:rFonts w:ascii="TimesNewRomanPSMT" w:hAnsi="TimesNewRomanPSMT"/>
+          <w:color w:val="000000"/>
+          <w:lang w:val="en-US"/>
+        </w:rPr>
+        <w:t>);</w:t>
+      </w:r>
+    </w:p>
+    <w:p>
+      <w:pPr>
+        <w:pStyle w:val="2"/>
+        <w:numPr>
+          <w:ilvl w:val="0"/>
+          <w:numId w:val="0"/>
+        </w:numPr>
+        <w:ind w:left="567"/>
+        <w:rPr>
+          <w:rFonts w:ascii="TimesNewRomanPSMT" w:hAnsi="TimesNewRomanPSMT"/>
+          <w:color w:val="000000"/>
+          <w:lang w:val="en-US"/>
         </w:rPr>
       </w:pPr>
     </w:p>
@@ -10228,18 +10820,30 @@
         <w:rPr>
           <w:b w:val="0"/>
         </w:rPr>
-        <w:t xml:space="preserve">В ходе лабораторной работы создано приложение для отображения информации о </w:t>
+        <w:t xml:space="preserve">В ходе лабораторной работы создано </w:t>
       </w:r>
       <w:r>
         <w:rPr>
           <w:b w:val="0"/>
         </w:rPr>
-        <w:t>файлах</w:t>
+        <w:t>приложение,</w:t>
       </w:r>
       <w:r>
         <w:rPr>
           <w:b w:val="0"/>
         </w:rPr>
+        <w:t xml:space="preserve"> </w:t>
+      </w:r>
+      <w:r>
+        <w:rPr>
+          <w:b w:val="0"/>
+        </w:rPr>
+        <w:t>реализующее функционал диспетчера задач</w:t>
+      </w:r>
+      <w:r>
+        <w:rPr>
+          <w:b w:val="0"/>
+        </w:rPr>
         <w:t>.</w:t>
       </w:r>
     </w:p>
@@ -10250,6 +10854,7 @@
           <w:ilvl w:val="0"/>
           <w:numId w:val="0"/>
         </w:numPr>
+        <w:ind w:left="708"/>
         <w:jc w:val="center"/>
         <w:rPr>
           <w:rFonts w:ascii="TimesNewRomanPS-BoldMT" w:hAnsi="TimesNewRomanPS-BoldMT"/>
@@ -10281,29 +10886,19 @@
           <w:sz w:val="30"/>
           <w:szCs w:val="30"/>
         </w:rPr>
-        <w:t>работа №</w:t>
+        <w:t>работа №21</w:t>
       </w:r>
       <w:r>
         <w:rPr>
           <w:rFonts w:ascii="TimesNewRomanPS-BoldMT" w:hAnsi="TimesNewRomanPS-BoldMT"/>
-          <w:bCs w:val="0"/>
           <w:color w:val="000000"/>
           <w:sz w:val="30"/>
           <w:szCs w:val="30"/>
         </w:rPr>
-        <w:t>20</w:t>
-      </w:r>
-      <w:r>
-        <w:rPr>
-          <w:rFonts w:ascii="TimesNewRomanPS-BoldMT" w:hAnsi="TimesNewRomanPS-BoldMT"/>
-          <w:color w:val="000000"/>
-          <w:sz w:val="30"/>
-          <w:szCs w:val="30"/>
-        </w:rPr>
         <w:br/>
       </w:r>
       <w:r>
-        <w:t>Разработка утилиты Диспетчер задач</w:t>
+        <w:t>Разработка утилиты Системный монитор</w:t>
       </w:r>
     </w:p>
     <w:p>
@@ -10311,7 +10906,7 @@
         <w:pStyle w:val="1"/>
         <w:numPr>
           <w:ilvl w:val="0"/>
-          <w:numId w:val="40"/>
+          <w:numId w:val="30"/>
         </w:numPr>
       </w:pPr>
       <w:r>
@@ -10331,7 +10926,7 @@
         <w:t xml:space="preserve">1.1 </w:t>
       </w:r>
       <w:r>
-        <w:t>Научиться получать и отображать информацию о запущенных процессах в приложениях на C</w:t>
+        <w:t>Научиться получать и отображать информацию об оборудовании системы в приложениях на C</w:t>
       </w:r>
       <w:r>
         <w:t>#</w:t>
@@ -10366,663 +10961,52 @@
           <w:rFonts w:ascii="TimesNewRomanPSMT" w:hAnsi="TimesNewRomanPSMT"/>
           <w:color w:val="000000"/>
         </w:rPr>
-        <w:t>Какое пространство имен требуется подключить для работы с</w:t>
-      </w:r>
-    </w:p>
-    <w:p>
-      <w:pPr>
-        <w:pStyle w:val="2"/>
-        <w:numPr>
-          <w:ilvl w:val="0"/>
-          <w:numId w:val="0"/>
-        </w:numPr>
-        <w:ind w:left="567"/>
-        <w:rPr>
-          <w:rFonts w:ascii="TimesNewRomanPSMT" w:hAnsi="TimesNewRomanPSMT"/>
-          <w:color w:val="000000"/>
-        </w:rPr>
-      </w:pPr>
-      <w:r>
-        <w:rPr>
-          <w:rFonts w:ascii="TimesNewRomanPSMT" w:hAnsi="TimesNewRomanPSMT"/>
-          <w:color w:val="000000"/>
-        </w:rPr>
-        <w:t>процессами?</w:t>
-      </w:r>
-    </w:p>
-    <w:p>
-      <w:pPr>
-        <w:pStyle w:val="2"/>
-        <w:numPr>
-          <w:ilvl w:val="0"/>
-          <w:numId w:val="0"/>
-        </w:numPr>
-        <w:ind w:firstLine="567"/>
-        <w:rPr>
-          <w:rFonts w:ascii="TimesNewRomanPSMT" w:hAnsi="TimesNewRomanPSMT"/>
-          <w:color w:val="000000"/>
-        </w:rPr>
-      </w:pPr>
-      <w:proofErr w:type="spellStart"/>
-      <w:r>
-        <w:rPr>
-          <w:rFonts w:ascii="TimesNewRomanPSMT" w:hAnsi="TimesNewRomanPSMT"/>
-          <w:color w:val="000000"/>
-        </w:rPr>
-        <w:t>using</w:t>
-      </w:r>
-      <w:proofErr w:type="spellEnd"/>
-      <w:r>
-        <w:rPr>
-          <w:rFonts w:ascii="TimesNewRomanPSMT" w:hAnsi="TimesNewRomanPSMT"/>
-          <w:color w:val="000000"/>
+        <w:t>Как получить информацию об оборудовании компьютера</w:t>
+      </w:r>
+    </w:p>
+    <w:p>
+      <w:pPr>
+        <w:pStyle w:val="2"/>
+        <w:numPr>
+          <w:ilvl w:val="0"/>
+          <w:numId w:val="0"/>
+        </w:numPr>
+        <w:ind w:left="567"/>
+        <w:rPr>
+          <w:rFonts w:ascii="TimesNewRomanPSMT" w:hAnsi="TimesNewRomanPSMT"/>
+          <w:color w:val="000000"/>
+          <w:lang w:val="en-US"/>
+        </w:rPr>
+      </w:pPr>
+      <w:r>
+        <w:rPr>
+          <w:rFonts w:ascii="TimesNewRomanPSMT" w:hAnsi="TimesNewRomanPSMT"/>
+          <w:color w:val="000000"/>
+        </w:rPr>
+        <w:t>Используя</w:t>
+      </w:r>
+      <w:r>
+        <w:rPr>
+          <w:rFonts w:ascii="TimesNewRomanPSMT" w:hAnsi="TimesNewRomanPSMT"/>
+          <w:color w:val="000000"/>
+          <w:lang w:val="en-US"/>
         </w:rPr>
         <w:t xml:space="preserve"> </w:t>
       </w:r>
-      <w:proofErr w:type="spellStart"/>
-      <w:r>
-        <w:rPr>
-          <w:rFonts w:ascii="TimesNewRomanPSMT" w:hAnsi="TimesNewRomanPSMT"/>
-          <w:color w:val="000000"/>
-        </w:rPr>
-        <w:t>System.Diagnostics</w:t>
-      </w:r>
-      <w:proofErr w:type="spellEnd"/>
-      <w:r>
-        <w:rPr>
-          <w:rFonts w:ascii="TimesNewRomanPSMT" w:hAnsi="TimesNewRomanPSMT"/>
-          <w:color w:val="000000"/>
-        </w:rPr>
-        <w:t>;</w:t>
-      </w:r>
-    </w:p>
-    <w:p>
-      <w:pPr>
-        <w:pStyle w:val="2"/>
-        <w:numPr>
-          <w:ilvl w:val="0"/>
-          <w:numId w:val="0"/>
-        </w:numPr>
-        <w:ind w:firstLine="567"/>
-        <w:rPr>
-          <w:rFonts w:ascii="TimesNewRomanPSMT" w:hAnsi="TimesNewRomanPSMT"/>
-          <w:color w:val="000000"/>
-        </w:rPr>
-      </w:pPr>
-    </w:p>
-    <w:p>
-      <w:pPr>
-        <w:pStyle w:val="2"/>
-        <w:ind w:left="567" w:firstLine="0"/>
-        <w:rPr>
-          <w:rFonts w:ascii="TimesNewRomanPSMT" w:hAnsi="TimesNewRomanPSMT"/>
-          <w:color w:val="000000"/>
-        </w:rPr>
-      </w:pPr>
-      <w:r>
-        <w:rPr>
-          <w:rFonts w:ascii="TimesNewRomanPSMT" w:hAnsi="TimesNewRomanPSMT"/>
-          <w:color w:val="000000"/>
-        </w:rPr>
-        <w:t>Какой метод запускает процесс?</w:t>
-      </w:r>
-    </w:p>
-    <w:p>
-      <w:pPr>
-        <w:pStyle w:val="2"/>
-        <w:numPr>
-          <w:ilvl w:val="0"/>
-          <w:numId w:val="0"/>
-        </w:numPr>
-        <w:ind w:left="567"/>
-        <w:rPr>
-          <w:rFonts w:ascii="TimesNewRomanPSMT" w:hAnsi="TimesNewRomanPSMT"/>
-          <w:color w:val="000000"/>
-        </w:rPr>
-      </w:pPr>
-      <w:proofErr w:type="spellStart"/>
-      <w:r>
-        <w:rPr>
-          <w:rFonts w:ascii="TimesNewRomanPSMT" w:hAnsi="TimesNewRomanPSMT"/>
-          <w:color w:val="000000"/>
-        </w:rPr>
-        <w:t>Process.Start</w:t>
-      </w:r>
-      <w:proofErr w:type="spellEnd"/>
-      <w:r>
-        <w:rPr>
-          <w:rFonts w:ascii="TimesNewRomanPSMT" w:hAnsi="TimesNewRomanPSMT"/>
-          <w:color w:val="000000"/>
-        </w:rPr>
-        <w:t>()</w:t>
-      </w:r>
-    </w:p>
-    <w:p>
-      <w:pPr>
-        <w:pStyle w:val="2"/>
-        <w:numPr>
-          <w:ilvl w:val="0"/>
-          <w:numId w:val="0"/>
-        </w:numPr>
-        <w:ind w:left="567"/>
-        <w:rPr>
-          <w:rFonts w:ascii="TimesNewRomanPSMT" w:hAnsi="TimesNewRomanPSMT"/>
-          <w:color w:val="000000"/>
-        </w:rPr>
-      </w:pPr>
-    </w:p>
-    <w:p>
-      <w:pPr>
-        <w:pStyle w:val="2"/>
-        <w:ind w:left="567" w:firstLine="0"/>
-        <w:rPr>
-          <w:rFonts w:ascii="TimesNewRomanPSMT" w:hAnsi="TimesNewRomanPSMT"/>
-          <w:color w:val="000000"/>
-        </w:rPr>
-      </w:pPr>
-      <w:r>
-        <w:rPr>
-          <w:rFonts w:ascii="TimesNewRomanPSMT" w:hAnsi="TimesNewRomanPSMT"/>
-          <w:color w:val="000000"/>
-        </w:rPr>
-        <w:t>Какой метод завершает процесс?</w:t>
-      </w:r>
-    </w:p>
-    <w:p>
-      <w:pPr>
-        <w:pStyle w:val="2"/>
-        <w:numPr>
-          <w:ilvl w:val="0"/>
-          <w:numId w:val="0"/>
-        </w:numPr>
-        <w:ind w:left="567"/>
-        <w:rPr>
-          <w:rFonts w:ascii="TimesNewRomanPSMT" w:hAnsi="TimesNewRomanPSMT"/>
-          <w:color w:val="000000"/>
-        </w:rPr>
-      </w:pPr>
-      <w:proofErr w:type="spellStart"/>
-      <w:r>
-        <w:rPr>
-          <w:rFonts w:ascii="TimesNewRomanPSMT" w:hAnsi="TimesNewRomanPSMT"/>
-          <w:color w:val="000000"/>
-        </w:rPr>
-        <w:t>Process.Kill</w:t>
-      </w:r>
-      <w:proofErr w:type="spellEnd"/>
-      <w:r>
-        <w:rPr>
-          <w:rFonts w:ascii="TimesNewRomanPSMT" w:hAnsi="TimesNewRomanPSMT"/>
-          <w:color w:val="000000"/>
-        </w:rPr>
-        <w:t>()</w:t>
-      </w:r>
-    </w:p>
-    <w:p>
-      <w:pPr>
-        <w:pStyle w:val="2"/>
-        <w:numPr>
-          <w:ilvl w:val="0"/>
-          <w:numId w:val="0"/>
-        </w:numPr>
-        <w:ind w:left="567"/>
-        <w:rPr>
-          <w:rFonts w:ascii="TimesNewRomanPSMT" w:hAnsi="TimesNewRomanPSMT"/>
-          <w:color w:val="000000"/>
-        </w:rPr>
-      </w:pPr>
-    </w:p>
-    <w:p>
-      <w:pPr>
-        <w:pStyle w:val="2"/>
-        <w:ind w:left="567" w:firstLine="0"/>
-        <w:rPr>
-          <w:rFonts w:ascii="TimesNewRomanPSMT" w:hAnsi="TimesNewRomanPSMT"/>
-          <w:color w:val="000000"/>
-        </w:rPr>
-      </w:pPr>
-      <w:r>
-        <w:rPr>
-          <w:rFonts w:ascii="TimesNewRomanPSMT" w:hAnsi="TimesNewRomanPSMT"/>
-          <w:color w:val="000000"/>
-        </w:rPr>
-        <w:t>Как получить список запущенных процессов?</w:t>
-      </w:r>
-    </w:p>
-    <w:p>
-      <w:pPr>
-        <w:pStyle w:val="2"/>
-        <w:numPr>
-          <w:ilvl w:val="0"/>
-          <w:numId w:val="0"/>
-        </w:numPr>
-        <w:ind w:left="567"/>
+      <w:r>
+        <w:rPr>
+          <w:rFonts w:ascii="TimesNewRomanPSMT" w:hAnsi="TimesNewRomanPSMT"/>
+          <w:color w:val="000000"/>
+        </w:rPr>
+        <w:t>технологию</w:t>
+      </w:r>
+      <w:r>
         <w:rPr>
           <w:rFonts w:ascii="TimesNewRomanPSMT" w:hAnsi="TimesNewRomanPSMT"/>
           <w:color w:val="000000"/>
           <w:lang w:val="en-US"/>
         </w:rPr>
-      </w:pPr>
-      <w:r>
-        <w:rPr>
-          <w:rFonts w:ascii="TimesNewRomanPSMT" w:hAnsi="TimesNewRomanPSMT"/>
-          <w:color w:val="000000"/>
-          <w:lang w:val="en-US"/>
-        </w:rPr>
-        <w:t xml:space="preserve">var process = </w:t>
-      </w:r>
-      <w:proofErr w:type="spellStart"/>
-      <w:r>
-        <w:rPr>
-          <w:rFonts w:ascii="TimesNewRomanPSMT" w:hAnsi="TimesNewRomanPSMT"/>
-          <w:color w:val="000000"/>
-        </w:rPr>
-        <w:t>Process.GetProcesses</w:t>
-      </w:r>
-      <w:proofErr w:type="spellEnd"/>
-      <w:r>
-        <w:rPr>
-          <w:rFonts w:ascii="TimesNewRomanPSMT" w:hAnsi="TimesNewRomanPSMT"/>
-          <w:color w:val="000000"/>
-        </w:rPr>
-        <w:t>()</w:t>
-      </w:r>
-    </w:p>
-    <w:p>
-      <w:pPr>
-        <w:pStyle w:val="2"/>
-        <w:numPr>
-          <w:ilvl w:val="0"/>
-          <w:numId w:val="0"/>
-        </w:numPr>
-        <w:ind w:left="567"/>
-        <w:rPr>
-          <w:rFonts w:ascii="TimesNewRomanPSMT" w:hAnsi="TimesNewRomanPSMT"/>
-          <w:color w:val="000000"/>
-        </w:rPr>
-      </w:pPr>
-    </w:p>
-    <w:p>
-      <w:pPr>
-        <w:pStyle w:val="2"/>
-        <w:numPr>
-          <w:ilvl w:val="0"/>
-          <w:numId w:val="0"/>
-        </w:numPr>
-        <w:ind w:left="567"/>
-        <w:rPr>
-          <w:rFonts w:ascii="TimesNewRomanPSMT" w:hAnsi="TimesNewRomanPSMT"/>
-          <w:color w:val="000000"/>
-        </w:rPr>
-      </w:pPr>
-      <w:r>
-        <w:rPr>
-          <w:rFonts w:ascii="TimesNewRomanPSMT" w:hAnsi="TimesNewRomanPSMT"/>
-          <w:color w:val="000000"/>
-        </w:rPr>
-        <w:t xml:space="preserve">2.5 </w:t>
-      </w:r>
-      <w:r>
-        <w:rPr>
-          <w:rFonts w:ascii="TimesNewRomanPSMT" w:hAnsi="TimesNewRomanPSMT"/>
-          <w:color w:val="000000"/>
-        </w:rPr>
-        <w:t>Как получить процесс по его идентификатору?</w:t>
-      </w:r>
-      <w:r>
-        <w:rPr>
-          <w:rFonts w:ascii="TimesNewRomanPSMT" w:hAnsi="TimesNewRomanPSMT"/>
-          <w:color w:val="000000"/>
-        </w:rPr>
-        <w:t>.</w:t>
-      </w:r>
-    </w:p>
-    <w:p>
-      <w:pPr>
-        <w:pStyle w:val="2"/>
-        <w:numPr>
-          <w:ilvl w:val="0"/>
-          <w:numId w:val="0"/>
-        </w:numPr>
-        <w:ind w:left="567"/>
-        <w:rPr>
-          <w:rFonts w:ascii="TimesNewRomanPSMT" w:hAnsi="TimesNewRomanPSMT"/>
-          <w:color w:val="000000"/>
-          <w:lang w:val="en-US"/>
-        </w:rPr>
-      </w:pPr>
-      <w:r>
-        <w:rPr>
-          <w:rFonts w:ascii="TimesNewRomanPSMT" w:hAnsi="TimesNewRomanPSMT"/>
-          <w:color w:val="000000"/>
-          <w:lang w:val="en-US"/>
-        </w:rPr>
-        <w:t xml:space="preserve">Process </w:t>
-      </w:r>
-      <w:proofErr w:type="spellStart"/>
-      <w:r>
-        <w:rPr>
-          <w:rFonts w:ascii="TimesNewRomanPSMT" w:hAnsi="TimesNewRomanPSMT"/>
-          <w:color w:val="000000"/>
-          <w:lang w:val="en-US"/>
-        </w:rPr>
-        <w:t>process</w:t>
-      </w:r>
-      <w:proofErr w:type="spellEnd"/>
-      <w:r>
-        <w:rPr>
-          <w:rFonts w:ascii="TimesNewRomanPSMT" w:hAnsi="TimesNewRomanPSMT"/>
-          <w:color w:val="000000"/>
-          <w:lang w:val="en-US"/>
-        </w:rPr>
-        <w:t xml:space="preserve"> = </w:t>
-      </w:r>
-      <w:proofErr w:type="spellStart"/>
-      <w:r>
-        <w:rPr>
-          <w:rFonts w:ascii="TimesNewRomanPSMT" w:hAnsi="TimesNewRomanPSMT"/>
-          <w:color w:val="000000"/>
-          <w:lang w:val="en-US"/>
-        </w:rPr>
-        <w:t>Process.GetProcessById</w:t>
-      </w:r>
-      <w:proofErr w:type="spellEnd"/>
-      <w:r>
-        <w:rPr>
-          <w:rFonts w:ascii="TimesNewRomanPSMT" w:hAnsi="TimesNewRomanPSMT"/>
-          <w:color w:val="000000"/>
-          <w:lang w:val="en-US"/>
-        </w:rPr>
-        <w:t>(</w:t>
-      </w:r>
-      <w:proofErr w:type="spellStart"/>
-      <w:r>
-        <w:rPr>
-          <w:rFonts w:ascii="TimesNewRomanPSMT" w:hAnsi="TimesNewRomanPSMT"/>
-          <w:color w:val="000000"/>
-          <w:lang w:val="en-US"/>
-        </w:rPr>
-        <w:t>pid</w:t>
-      </w:r>
-      <w:proofErr w:type="spellEnd"/>
-      <w:r>
-        <w:rPr>
-          <w:rFonts w:ascii="TimesNewRomanPSMT" w:hAnsi="TimesNewRomanPSMT"/>
-          <w:color w:val="000000"/>
-          <w:lang w:val="en-US"/>
-        </w:rPr>
-        <w:t>);</w:t>
-      </w:r>
-    </w:p>
-    <w:p>
-      <w:pPr>
-        <w:pStyle w:val="2"/>
-        <w:numPr>
-          <w:ilvl w:val="0"/>
-          <w:numId w:val="0"/>
-        </w:numPr>
-        <w:ind w:left="567"/>
-        <w:rPr>
-          <w:rFonts w:ascii="TimesNewRomanPSMT" w:hAnsi="TimesNewRomanPSMT"/>
-          <w:color w:val="000000"/>
-          <w:lang w:val="en-US"/>
-        </w:rPr>
-      </w:pPr>
-    </w:p>
-    <w:p>
-      <w:pPr>
-        <w:pStyle w:val="2"/>
-        <w:numPr>
-          <w:ilvl w:val="0"/>
-          <w:numId w:val="0"/>
-        </w:numPr>
-        <w:rPr>
-          <w:b/>
-        </w:rPr>
-      </w:pPr>
-      <w:r>
-        <w:rPr>
-          <w:b/>
-        </w:rPr>
-        <w:t xml:space="preserve">3 </w:t>
-      </w:r>
-      <w:r>
-        <w:rPr>
-          <w:b/>
-        </w:rPr>
-        <w:t>Вывод</w:t>
-      </w:r>
-    </w:p>
-    <w:p>
-      <w:pPr>
-        <w:pStyle w:val="1"/>
-        <w:numPr>
-          <w:ilvl w:val="0"/>
-          <w:numId w:val="0"/>
-        </w:numPr>
-        <w:ind w:left="708"/>
-        <w:rPr>
-          <w:b w:val="0"/>
-          <w:bCs w:val="0"/>
-        </w:rPr>
-      </w:pPr>
-      <w:r>
-        <w:rPr>
-          <w:b w:val="0"/>
-        </w:rPr>
-        <w:t xml:space="preserve">В ходе лабораторной работы создано </w:t>
-      </w:r>
-      <w:r>
-        <w:rPr>
-          <w:b w:val="0"/>
-        </w:rPr>
-        <w:t>приложение,</w:t>
-      </w:r>
-      <w:r>
-        <w:rPr>
-          <w:b w:val="0"/>
-        </w:rPr>
-        <w:t xml:space="preserve"> </w:t>
-      </w:r>
-      <w:r>
-        <w:rPr>
-          <w:b w:val="0"/>
-        </w:rPr>
-        <w:t>реализующее функционал диспетчера задач</w:t>
-      </w:r>
-      <w:r>
-        <w:rPr>
-          <w:b w:val="0"/>
-        </w:rPr>
-        <w:t>.</w:t>
-      </w:r>
-    </w:p>
-    <w:p>
-      <w:pPr>
-        <w:pStyle w:val="1"/>
-        <w:numPr>
-          <w:ilvl w:val="0"/>
-          <w:numId w:val="0"/>
-        </w:numPr>
-        <w:ind w:left="708"/>
-        <w:jc w:val="center"/>
-        <w:rPr>
-          <w:rFonts w:ascii="TimesNewRomanPS-BoldMT" w:hAnsi="TimesNewRomanPS-BoldMT"/>
-          <w:bCs w:val="0"/>
-          <w:color w:val="000000"/>
-          <w:sz w:val="30"/>
-          <w:szCs w:val="30"/>
-        </w:rPr>
-      </w:pPr>
-      <w:r>
-        <w:br w:type="page"/>
-      </w:r>
-      <w:r>
-        <w:rPr>
-          <w:rFonts w:ascii="TimesNewRomanPS-BoldMT" w:hAnsi="TimesNewRomanPS-BoldMT"/>
-          <w:bCs w:val="0"/>
-          <w:color w:val="000000"/>
-          <w:sz w:val="30"/>
-          <w:szCs w:val="30"/>
-        </w:rPr>
-        <w:lastRenderedPageBreak/>
-        <w:t xml:space="preserve">Лабораторная </w:t>
-      </w:r>
-      <w:r>
-        <w:rPr>
-          <w:rFonts w:ascii="TimesNewRomanPS-BoldMT" w:hAnsi="TimesNewRomanPS-BoldMT"/>
-          <w:bCs w:val="0"/>
-          <w:color w:val="000000"/>
-          <w:sz w:val="30"/>
-          <w:szCs w:val="30"/>
-        </w:rPr>
-        <w:t>работа №</w:t>
-      </w:r>
-      <w:r>
-        <w:rPr>
-          <w:rFonts w:ascii="TimesNewRomanPS-BoldMT" w:hAnsi="TimesNewRomanPS-BoldMT"/>
-          <w:bCs w:val="0"/>
-          <w:color w:val="000000"/>
-          <w:sz w:val="30"/>
-          <w:szCs w:val="30"/>
-        </w:rPr>
-        <w:t>21</w:t>
-      </w:r>
-      <w:r>
-        <w:rPr>
-          <w:rFonts w:ascii="TimesNewRomanPS-BoldMT" w:hAnsi="TimesNewRomanPS-BoldMT"/>
-          <w:color w:val="000000"/>
-          <w:sz w:val="30"/>
-          <w:szCs w:val="30"/>
-        </w:rPr>
-        <w:br/>
-      </w:r>
-      <w:r>
-        <w:t>Разработка утилиты Системный монитор</w:t>
-      </w:r>
-    </w:p>
-    <w:p>
-      <w:pPr>
-        <w:pStyle w:val="1"/>
-        <w:numPr>
-          <w:ilvl w:val="0"/>
-          <w:numId w:val="30"/>
-        </w:numPr>
-      </w:pPr>
-      <w:r>
-        <w:t>Цель работы</w:t>
-      </w:r>
-    </w:p>
-    <w:p>
-      <w:pPr>
-        <w:pStyle w:val="2"/>
-        <w:numPr>
-          <w:ilvl w:val="0"/>
-          <w:numId w:val="0"/>
-        </w:numPr>
-        <w:ind w:left="426"/>
-      </w:pPr>
-      <w:r>
-        <w:t xml:space="preserve">1.1 </w:t>
-      </w:r>
-      <w:r>
-        <w:t>Научиться получать и отображать информацию об оборудовании системы в приложениях на C</w:t>
-      </w:r>
-      <w:r>
-        <w:t>#</w:t>
-      </w:r>
-      <w:r>
-        <w:t>.</w:t>
-      </w:r>
-    </w:p>
-    <w:p>
-      <w:pPr>
-        <w:pStyle w:val="1"/>
-        <w:numPr>
-          <w:ilvl w:val="0"/>
-          <w:numId w:val="7"/>
-        </w:numPr>
-      </w:pPr>
-      <w:r>
-        <w:t>Контрольные вопросы</w:t>
-      </w:r>
-    </w:p>
-    <w:p>
-      <w:pPr>
-        <w:pStyle w:val="2"/>
-        <w:ind w:left="567" w:firstLine="0"/>
-        <w:rPr>
-          <w:rFonts w:ascii="TimesNewRomanPSMT" w:hAnsi="TimesNewRomanPSMT"/>
-          <w:color w:val="000000"/>
-        </w:rPr>
-      </w:pPr>
-      <w:r>
-        <w:rPr>
-          <w:rFonts w:ascii="TimesNewRomanPSMT" w:hAnsi="TimesNewRomanPSMT"/>
-          <w:color w:val="000000"/>
-        </w:rPr>
-        <w:t>Как получить информацию об оборудовании компьютера</w:t>
-      </w:r>
-    </w:p>
-    <w:p>
-      <w:pPr>
-        <w:pStyle w:val="2"/>
-        <w:numPr>
-          <w:ilvl w:val="0"/>
-          <w:numId w:val="0"/>
-        </w:numPr>
-        <w:ind w:left="567"/>
-        <w:rPr>
-          <w:rFonts w:ascii="TimesNewRomanPSMT" w:hAnsi="TimesNewRomanPSMT"/>
-          <w:color w:val="000000"/>
-          <w:lang w:val="en-US"/>
-        </w:rPr>
-      </w:pPr>
-      <w:r>
-        <w:rPr>
-          <w:rFonts w:ascii="TimesNewRomanPSMT" w:hAnsi="TimesNewRomanPSMT"/>
-          <w:color w:val="000000"/>
-        </w:rPr>
-        <w:t>Используя</w:t>
-      </w:r>
-      <w:r>
-        <w:rPr>
-          <w:rFonts w:ascii="TimesNewRomanPSMT" w:hAnsi="TimesNewRomanPSMT"/>
-          <w:color w:val="000000"/>
-          <w:lang w:val="en-US"/>
-        </w:rPr>
-        <w:t xml:space="preserve"> </w:t>
-      </w:r>
-      <w:r>
-        <w:rPr>
-          <w:rFonts w:ascii="TimesNewRomanPSMT" w:hAnsi="TimesNewRomanPSMT"/>
-          <w:color w:val="000000"/>
-        </w:rPr>
-        <w:t>технологию</w:t>
-      </w:r>
-      <w:r>
-        <w:rPr>
-          <w:rFonts w:ascii="TimesNewRomanPSMT" w:hAnsi="TimesNewRomanPSMT"/>
-          <w:color w:val="000000"/>
-          <w:lang w:val="en-US"/>
-        </w:rPr>
-        <w:t xml:space="preserve"> </w:t>
-      </w:r>
-      <w:r>
-        <w:rPr>
-          <w:rFonts w:ascii="TimesNewRomanPSMT" w:hAnsi="TimesNewRomanPSMT"/>
-          <w:color w:val="000000"/>
-          <w:lang w:val="en-US"/>
-        </w:rPr>
-        <w:t>WMI</w:t>
-      </w:r>
-      <w:r>
-        <w:rPr>
-          <w:rFonts w:ascii="TimesNewRomanPSMT" w:hAnsi="TimesNewRomanPSMT"/>
-          <w:color w:val="000000"/>
-          <w:lang w:val="en-US"/>
-        </w:rPr>
-        <w:t>.</w:t>
+        <w:t xml:space="preserve"> WMI.</w:t>
       </w:r>
     </w:p>
     <w:p>
@@ -11748,17 +11732,7 @@
           <w:sz w:val="30"/>
           <w:szCs w:val="30"/>
         </w:rPr>
-        <w:t>работа №2</w:t>
-      </w:r>
-      <w:r>
-        <w:rPr>
-          <w:rFonts w:ascii="TimesNewRomanPS-BoldMT" w:hAnsi="TimesNewRomanPS-BoldMT"/>
-          <w:bCs w:val="0"/>
-          <w:color w:val="000000"/>
-          <w:sz w:val="30"/>
-          <w:szCs w:val="30"/>
-        </w:rPr>
-        <w:t>3</w:t>
+        <w:t>работа №23</w:t>
       </w:r>
       <w:r>
         <w:rPr>
@@ -13570,6 +13544,305 @@
           <w:b w:val="0"/>
         </w:rPr>
         <w:t xml:space="preserve">на языке </w:t>
+      </w:r>
+      <w:r>
+        <w:rPr>
+          <w:b w:val="0"/>
+          <w:lang w:val="en-US"/>
+        </w:rPr>
+        <w:t>C</w:t>
+      </w:r>
+      <w:r>
+        <w:rPr>
+          <w:b w:val="0"/>
+        </w:rPr>
+        <w:t>#</w:t>
+      </w:r>
+      <w:r>
+        <w:rPr>
+          <w:b w:val="0"/>
+        </w:rPr>
+        <w:t>.</w:t>
+      </w:r>
+    </w:p>
+    <w:p>
+      <w:pPr>
+        <w:spacing w:after="160" w:line="259" w:lineRule="auto"/>
+        <w:ind w:firstLine="0"/>
+        <w:jc w:val="left"/>
+        <w:rPr>
+          <w:b/>
+        </w:rPr>
+      </w:pPr>
+      <w:r>
+        <w:rPr>
+          <w:bCs/>
+        </w:rPr>
+        <w:br w:type="page"/>
+      </w:r>
+    </w:p>
+    <w:p>
+      <w:pPr>
+        <w:pStyle w:val="1"/>
+        <w:numPr>
+          <w:ilvl w:val="0"/>
+          <w:numId w:val="0"/>
+        </w:numPr>
+        <w:ind w:left="708"/>
+        <w:jc w:val="center"/>
+        <w:rPr>
+          <w:rFonts w:ascii="TimesNewRomanPS-BoldMT" w:hAnsi="TimesNewRomanPS-BoldMT"/>
+          <w:bCs w:val="0"/>
+          <w:color w:val="000000"/>
+          <w:sz w:val="30"/>
+          <w:szCs w:val="30"/>
+        </w:rPr>
+      </w:pPr>
+      <w:r>
+        <w:rPr>
+          <w:rFonts w:ascii="TimesNewRomanPS-BoldMT" w:hAnsi="TimesNewRomanPS-BoldMT"/>
+          <w:bCs w:val="0"/>
+          <w:color w:val="000000"/>
+          <w:sz w:val="30"/>
+          <w:szCs w:val="30"/>
+        </w:rPr>
+        <w:lastRenderedPageBreak/>
+        <w:t xml:space="preserve">Лабораторная </w:t>
+      </w:r>
+      <w:r>
+        <w:rPr>
+          <w:rFonts w:ascii="TimesNewRomanPS-BoldMT" w:hAnsi="TimesNewRomanPS-BoldMT"/>
+          <w:bCs w:val="0"/>
+          <w:color w:val="000000"/>
+          <w:sz w:val="30"/>
+          <w:szCs w:val="30"/>
+        </w:rPr>
+        <w:t>работа №28</w:t>
+      </w:r>
+      <w:r>
+        <w:rPr>
+          <w:rFonts w:ascii="TimesNewRomanPS-BoldMT" w:hAnsi="TimesNewRomanPS-BoldMT"/>
+          <w:color w:val="000000"/>
+          <w:sz w:val="30"/>
+          <w:szCs w:val="30"/>
+        </w:rPr>
+        <w:br/>
+      </w:r>
+      <w:r>
+        <w:rPr>
+          <w:bCs w:val="0"/>
+          <w:kern w:val="0"/>
+        </w:rPr>
+        <w:t>Разработка приложений с использованием технологий RPC</w:t>
+      </w:r>
+    </w:p>
+    <w:p>
+      <w:pPr>
+        <w:pStyle w:val="1"/>
+        <w:numPr>
+          <w:ilvl w:val="0"/>
+          <w:numId w:val="44"/>
+        </w:numPr>
+      </w:pPr>
+      <w:r>
+        <w:t>Цель работы</w:t>
+      </w:r>
+    </w:p>
+    <w:p>
+      <w:pPr>
+        <w:pStyle w:val="2"/>
+        <w:numPr>
+          <w:ilvl w:val="0"/>
+          <w:numId w:val="0"/>
+        </w:numPr>
+        <w:ind w:left="426"/>
+      </w:pPr>
+      <w:r>
+        <w:t>1.1</w:t>
+      </w:r>
+      <w:r>
+        <w:t xml:space="preserve"> </w:t>
+      </w:r>
+      <w:r>
+        <w:t xml:space="preserve">Изучить процесс разработки приложений с использованием технологии </w:t>
+      </w:r>
+      <w:r>
+        <w:rPr>
+          <w:lang w:val="en-US"/>
+        </w:rPr>
+        <w:t>RPC</w:t>
+      </w:r>
+      <w:r>
+        <w:t xml:space="preserve">; </w:t>
+      </w:r>
+    </w:p>
+    <w:p>
+      <w:pPr>
+        <w:pStyle w:val="1"/>
+      </w:pPr>
+      <w:r>
+        <w:t>Контрольные вопросы</w:t>
+      </w:r>
+    </w:p>
+    <w:p>
+      <w:pPr>
+        <w:pStyle w:val="2"/>
+      </w:pPr>
+      <w:r>
+        <w:t xml:space="preserve">В чем заключаются преимущества и недостатки </w:t>
+      </w:r>
+      <w:proofErr w:type="spellStart"/>
+      <w:r>
+        <w:rPr>
+          <w:lang w:val="en-US"/>
+        </w:rPr>
+        <w:t>gRPC</w:t>
+      </w:r>
+      <w:proofErr w:type="spellEnd"/>
+      <w:r>
+        <w:t xml:space="preserve">? </w:t>
+      </w:r>
+    </w:p>
+    <w:p>
+      <w:pPr>
+        <w:pStyle w:val="2"/>
+        <w:numPr>
+          <w:ilvl w:val="0"/>
+          <w:numId w:val="0"/>
+        </w:numPr>
+        <w:ind w:left="567"/>
+      </w:pPr>
+      <w:r>
+        <w:t xml:space="preserve">Преимущества: высокая скорость, авто генерация кода, </w:t>
+      </w:r>
+      <w:proofErr w:type="spellStart"/>
+      <w:r>
+        <w:t>мультиязычность</w:t>
+      </w:r>
+      <w:proofErr w:type="spellEnd"/>
+    </w:p>
+    <w:p>
+      <w:pPr>
+        <w:pStyle w:val="2"/>
+        <w:numPr>
+          <w:ilvl w:val="0"/>
+          <w:numId w:val="0"/>
+        </w:numPr>
+        <w:ind w:left="567"/>
+      </w:pPr>
+    </w:p>
+    <w:p>
+      <w:pPr>
+        <w:pStyle w:val="2"/>
+      </w:pPr>
+      <w:r>
+        <w:t>Для чего используются файлы .</w:t>
+      </w:r>
+      <w:r>
+        <w:rPr>
+          <w:lang w:val="en-US"/>
+        </w:rPr>
+        <w:t>proto</w:t>
+      </w:r>
+      <w:r>
+        <w:t>?</w:t>
+      </w:r>
+    </w:p>
+    <w:p>
+      <w:pPr>
+        <w:pStyle w:val="2"/>
+        <w:numPr>
+          <w:ilvl w:val="0"/>
+          <w:numId w:val="0"/>
+        </w:numPr>
+        <w:ind w:left="567"/>
+      </w:pPr>
+      <w:r>
+        <w:t xml:space="preserve">Описание интерфейса в </w:t>
+      </w:r>
+      <w:proofErr w:type="spellStart"/>
+      <w:r>
+        <w:rPr>
+          <w:lang w:val="en-US"/>
+        </w:rPr>
+        <w:t>gRPC</w:t>
+      </w:r>
+      <w:proofErr w:type="spellEnd"/>
+    </w:p>
+    <w:p>
+      <w:pPr>
+        <w:pStyle w:val="2"/>
+        <w:numPr>
+          <w:ilvl w:val="0"/>
+          <w:numId w:val="0"/>
+        </w:numPr>
+        <w:rPr>
+          <w:rFonts w:ascii="TimesNewRomanPSMT" w:hAnsi="TimesNewRomanPSMT"/>
+          <w:color w:val="000000"/>
+        </w:rPr>
+      </w:pPr>
+    </w:p>
+    <w:p>
+      <w:pPr>
+        <w:pStyle w:val="2"/>
+        <w:numPr>
+          <w:ilvl w:val="0"/>
+          <w:numId w:val="0"/>
+        </w:numPr>
+        <w:rPr>
+          <w:b/>
+        </w:rPr>
+      </w:pPr>
+      <w:r>
+        <w:rPr>
+          <w:b/>
+        </w:rPr>
+        <w:t xml:space="preserve">3 </w:t>
+      </w:r>
+      <w:r>
+        <w:rPr>
+          <w:b/>
+        </w:rPr>
+        <w:t>Вывод</w:t>
+      </w:r>
+    </w:p>
+    <w:p>
+      <w:pPr>
+        <w:pStyle w:val="1"/>
+        <w:numPr>
+          <w:ilvl w:val="0"/>
+          <w:numId w:val="0"/>
+        </w:numPr>
+        <w:ind w:left="708"/>
+        <w:rPr>
+          <w:b w:val="0"/>
+          <w:bCs w:val="0"/>
+        </w:rPr>
+      </w:pPr>
+      <w:r>
+        <w:rPr>
+          <w:b w:val="0"/>
+        </w:rPr>
+        <w:t xml:space="preserve">В ходе лабораторной работы сервер и клиент с использованием </w:t>
+      </w:r>
+      <w:r>
+        <w:rPr>
+          <w:b w:val="0"/>
+        </w:rPr>
+        <w:t xml:space="preserve">технологии </w:t>
+      </w:r>
+      <w:r>
+        <w:rPr>
+          <w:b w:val="0"/>
+          <w:lang w:val="en-US"/>
+        </w:rPr>
+        <w:t>RPC</w:t>
+      </w:r>
+      <w:r>
+        <w:rPr>
+          <w:b w:val="0"/>
+        </w:rPr>
+        <w:t xml:space="preserve"> на языке </w:t>
       </w:r>
       <w:r>
         <w:rPr>
@@ -15815,7 +16088,6 @@
   <w:num w:numId="16" w16cid:durableId="1023091544">
     <w:abstractNumId w:val="0"/>
     <w:lvlOverride w:ilvl="0">
-      <w:startOverride w:val="1"/>
       <w:lvl w:ilvl="0">
         <w:start w:val="1"/>
         <w:numFmt w:val="decimal"/>
@@ -15834,7 +16106,6 @@
       </w:lvl>
     </w:lvlOverride>
     <w:lvlOverride w:ilvl="1">
-      <w:startOverride w:val="1"/>
       <w:lvl w:ilvl="1">
         <w:start w:val="1"/>
         <w:numFmt w:val="decimal"/>
@@ -15852,7 +16123,6 @@
       </w:lvl>
     </w:lvlOverride>
     <w:lvlOverride w:ilvl="2">
-      <w:startOverride w:val="1"/>
       <w:lvl w:ilvl="2">
         <w:start w:val="1"/>
         <w:numFmt w:val="decimal"/>
@@ -15869,7 +16139,6 @@
       </w:lvl>
     </w:lvlOverride>
     <w:lvlOverride w:ilvl="3">
-      <w:startOverride w:val="1"/>
       <w:lvl w:ilvl="3">
         <w:start w:val="1"/>
         <w:numFmt w:val="decimal"/>
@@ -15886,7 +16155,6 @@
       </w:lvl>
     </w:lvlOverride>
     <w:lvlOverride w:ilvl="4">
-      <w:startOverride w:val="1"/>
       <w:lvl w:ilvl="4">
         <w:start w:val="1"/>
         <w:numFmt w:val="decimal"/>
@@ -15903,7 +16171,6 @@
       </w:lvl>
     </w:lvlOverride>
     <w:lvlOverride w:ilvl="5">
-      <w:startOverride w:val="1"/>
       <w:lvl w:ilvl="5">
         <w:start w:val="1"/>
         <w:numFmt w:val="decimal"/>
@@ -15920,7 +16187,6 @@
       </w:lvl>
     </w:lvlOverride>
     <w:lvlOverride w:ilvl="6">
-      <w:startOverride w:val="1"/>
       <w:lvl w:ilvl="6">
         <w:start w:val="1"/>
         <w:numFmt w:val="decimal"/>
@@ -15937,7 +16203,6 @@
       </w:lvl>
     </w:lvlOverride>
     <w:lvlOverride w:ilvl="7">
-      <w:startOverride w:val="1"/>
       <w:lvl w:ilvl="7">
         <w:start w:val="1"/>
         <w:numFmt w:val="decimal"/>
@@ -15954,7 +16219,6 @@
       </w:lvl>
     </w:lvlOverride>
     <w:lvlOverride w:ilvl="8">
-      <w:startOverride w:val="1"/>
       <w:lvl w:ilvl="8">
         <w:start w:val="1"/>
         <w:numFmt w:val="decimal"/>
@@ -19961,6 +20225,165 @@
     </w:lvlOverride>
   </w:num>
   <w:num w:numId="43" w16cid:durableId="764957940">
+    <w:abstractNumId w:val="0"/>
+    <w:lvlOverride w:ilvl="0">
+      <w:startOverride w:val="1"/>
+      <w:lvl w:ilvl="0">
+        <w:start w:val="1"/>
+        <w:numFmt w:val="decimal"/>
+        <w:pStyle w:val="1"/>
+        <w:suff w:val="space"/>
+        <w:lvlText w:val="%1"/>
+        <w:lvlJc w:val="left"/>
+        <w:pPr>
+          <w:ind w:left="0" w:firstLine="0"/>
+        </w:pPr>
+        <w:rPr>
+          <w:rFonts w:ascii="Times New Roman" w:hAnsi="Times New Roman" w:hint="default"/>
+          <w:b/>
+          <w:sz w:val="28"/>
+        </w:rPr>
+      </w:lvl>
+    </w:lvlOverride>
+    <w:lvlOverride w:ilvl="1">
+      <w:startOverride w:val="1"/>
+      <w:lvl w:ilvl="1">
+        <w:start w:val="1"/>
+        <w:numFmt w:val="decimal"/>
+        <w:pStyle w:val="2"/>
+        <w:suff w:val="space"/>
+        <w:lvlText w:val="%1.%2"/>
+        <w:lvlJc w:val="left"/>
+        <w:pPr>
+          <w:ind w:left="0" w:firstLine="567"/>
+        </w:pPr>
+        <w:rPr>
+          <w:rFonts w:ascii="Times New Roman" w:hAnsi="Times New Roman" w:hint="default"/>
+          <w:sz w:val="28"/>
+        </w:rPr>
+      </w:lvl>
+    </w:lvlOverride>
+    <w:lvlOverride w:ilvl="2">
+      <w:startOverride w:val="1"/>
+      <w:lvl w:ilvl="2">
+        <w:start w:val="1"/>
+        <w:numFmt w:val="decimal"/>
+        <w:suff w:val="space"/>
+        <w:lvlText w:val="%1.%2.%3"/>
+        <w:lvlJc w:val="left"/>
+        <w:pPr>
+          <w:ind w:left="0" w:firstLine="567"/>
+        </w:pPr>
+        <w:rPr>
+          <w:rFonts w:ascii="Times New Roman" w:hAnsi="Times New Roman" w:hint="default"/>
+          <w:sz w:val="28"/>
+        </w:rPr>
+      </w:lvl>
+    </w:lvlOverride>
+    <w:lvlOverride w:ilvl="3">
+      <w:startOverride w:val="1"/>
+      <w:lvl w:ilvl="3">
+        <w:start w:val="1"/>
+        <w:numFmt w:val="decimal"/>
+        <w:suff w:val="space"/>
+        <w:lvlText w:val="%1.%2.%3.%4"/>
+        <w:lvlJc w:val="left"/>
+        <w:pPr>
+          <w:ind w:left="0" w:firstLine="567"/>
+        </w:pPr>
+        <w:rPr>
+          <w:rFonts w:ascii="Times New Roman" w:hAnsi="Times New Roman" w:hint="default"/>
+          <w:sz w:val="28"/>
+        </w:rPr>
+      </w:lvl>
+    </w:lvlOverride>
+    <w:lvlOverride w:ilvl="4">
+      <w:startOverride w:val="1"/>
+      <w:lvl w:ilvl="4">
+        <w:start w:val="1"/>
+        <w:numFmt w:val="decimal"/>
+        <w:suff w:val="space"/>
+        <w:lvlText w:val="%1.%2.%3.%4.%5"/>
+        <w:lvlJc w:val="left"/>
+        <w:pPr>
+          <w:ind w:left="0" w:firstLine="567"/>
+        </w:pPr>
+        <w:rPr>
+          <w:rFonts w:ascii="Times New Roman" w:hAnsi="Times New Roman" w:hint="default"/>
+          <w:sz w:val="28"/>
+        </w:rPr>
+      </w:lvl>
+    </w:lvlOverride>
+    <w:lvlOverride w:ilvl="5">
+      <w:startOverride w:val="1"/>
+      <w:lvl w:ilvl="5">
+        <w:start w:val="1"/>
+        <w:numFmt w:val="decimal"/>
+        <w:suff w:val="space"/>
+        <w:lvlText w:val="%1.%2.%3.%4.%5.%6"/>
+        <w:lvlJc w:val="left"/>
+        <w:pPr>
+          <w:ind w:left="0" w:firstLine="567"/>
+        </w:pPr>
+        <w:rPr>
+          <w:rFonts w:ascii="Times New Roman" w:hAnsi="Times New Roman" w:hint="default"/>
+          <w:sz w:val="28"/>
+        </w:rPr>
+      </w:lvl>
+    </w:lvlOverride>
+    <w:lvlOverride w:ilvl="6">
+      <w:startOverride w:val="1"/>
+      <w:lvl w:ilvl="6">
+        <w:start w:val="1"/>
+        <w:numFmt w:val="decimal"/>
+        <w:suff w:val="space"/>
+        <w:lvlText w:val="%1.%2.%3.%4.%5.%6.%7"/>
+        <w:lvlJc w:val="left"/>
+        <w:pPr>
+          <w:ind w:left="0" w:firstLine="567"/>
+        </w:pPr>
+        <w:rPr>
+          <w:rFonts w:ascii="Times New Roman" w:hAnsi="Times New Roman" w:hint="default"/>
+          <w:sz w:val="28"/>
+        </w:rPr>
+      </w:lvl>
+    </w:lvlOverride>
+    <w:lvlOverride w:ilvl="7">
+      <w:startOverride w:val="1"/>
+      <w:lvl w:ilvl="7">
+        <w:start w:val="1"/>
+        <w:numFmt w:val="decimal"/>
+        <w:suff w:val="space"/>
+        <w:lvlText w:val="%1.%2.%3.%4.%5.%6.%7.%8"/>
+        <w:lvlJc w:val="left"/>
+        <w:pPr>
+          <w:ind w:left="0" w:firstLine="567"/>
+        </w:pPr>
+        <w:rPr>
+          <w:rFonts w:ascii="Times New Roman" w:hAnsi="Times New Roman" w:hint="default"/>
+          <w:sz w:val="28"/>
+        </w:rPr>
+      </w:lvl>
+    </w:lvlOverride>
+    <w:lvlOverride w:ilvl="8">
+      <w:startOverride w:val="1"/>
+      <w:lvl w:ilvl="8">
+        <w:start w:val="1"/>
+        <w:numFmt w:val="decimal"/>
+        <w:suff w:val="space"/>
+        <w:lvlText w:val="%1.%2.%3.%4.%5.%6.%7.%8.%9"/>
+        <w:lvlJc w:val="left"/>
+        <w:pPr>
+          <w:ind w:left="0" w:firstLine="567"/>
+        </w:pPr>
+        <w:rPr>
+          <w:rFonts w:ascii="Times New Roman" w:hAnsi="Times New Roman" w:hint="default"/>
+          <w:sz w:val="28"/>
+        </w:rPr>
+      </w:lvl>
+    </w:lvlOverride>
+  </w:num>
+  <w:num w:numId="44" w16cid:durableId="485513055">
     <w:abstractNumId w:val="0"/>
     <w:lvlOverride w:ilvl="0">
       <w:startOverride w:val="1"/>
@@ -20732,6 +21155,7 @@
   <w:style w:type="character" w:default="1" w:styleId="a1">
     <w:name w:val="Default Paragraph Font"/>
     <w:uiPriority w:val="1"/>
+    <w:semiHidden/>
     <w:unhideWhenUsed/>
   </w:style>
   <w:style w:type="table" w:default="1" w:styleId="a2">
